--- a/batch SA template.docx
+++ b/batch SA template.docx
@@ -1,6 +1,6 @@
 
 <file path=word/document.xml><?xml version="1.0" encoding="utf-8"?>
-<w:document xmlns:wpc="http://schemas.microsoft.com/office/word/2010/wordprocessingCanvas" xmlns:cx="http://schemas.microsoft.com/office/drawing/2014/chartex" xmlns:cx1="http://schemas.microsoft.com/office/drawing/2015/9/8/chartex" xmlns:cx2="http://schemas.microsoft.com/office/drawing/2015/10/21/chartex" xmlns:cx3="http://schemas.microsoft.com/office/drawing/2016/5/9/chartex" xmlns:cx4="http://schemas.microsoft.com/office/drawing/2016/5/10/chartex" xmlns:cx5="http://schemas.microsoft.com/office/drawing/2016/5/11/chartex" xmlns:cx6="http://schemas.microsoft.com/office/drawing/2016/5/12/chartex" xmlns:cx7="http://schemas.microsoft.com/office/drawing/2016/5/13/chartex" xmlns:cx8="http://schemas.microsoft.com/office/drawing/2016/5/14/chartex" xmlns:mc="http://schemas.openxmlformats.org/markup-compatibility/2006" xmlns:aink="http://schemas.microsoft.com/office/drawing/2016/ink" xmlns:am3d="http://schemas.microsoft.com/office/drawing/2017/model3d" xmlns:o="urn:schemas-microsoft-com:office:office" xmlns:oel="http://schemas.microsoft.com/office/2019/extlst" xmlns:r="http://schemas.openxmlformats.org/officeDocument/2006/relationships" xmlns:m="http://schemas.openxmlformats.org/officeDocument/2006/math" xmlns:v="urn:schemas-microsoft-com:vml" xmlns:wp14="http://schemas.microsoft.com/office/word/2010/wordprocessingDrawing" xmlns:wp="http://schemas.openxmlformats.org/drawingml/2006/wordprocessingDrawing" xmlns:w10="urn:schemas-microsoft-com:office:word" xmlns:w="http://schemas.openxmlformats.org/wordprocessingml/2006/main" xmlns:w14="http://schemas.microsoft.com/office/word/2010/wordml" xmlns:w15="http://schemas.microsoft.com/office/word/2012/wordml" xmlns:w16cex="http://schemas.microsoft.com/office/word/2018/wordml/cex" xmlns:w16cid="http://schemas.microsoft.com/office/word/2016/wordml/cid" xmlns:w16="http://schemas.microsoft.com/office/word/2018/wordml" xmlns:w16du="http://schemas.microsoft.com/office/word/2023/wordml/word16du" xmlns:w16sdtdh="http://schemas.microsoft.com/office/word/2020/wordml/sdtdatahash" xmlns:w16sdtfl="http://schemas.microsoft.com/office/word/2024/wordml/sdtformatlock" xmlns:w16se="http://schemas.microsoft.com/office/word/2015/wordml/symex" xmlns:wpg="http://schemas.microsoft.com/office/word/2010/wordprocessingGroup" xmlns:wpi="http://schemas.microsoft.com/office/word/2010/wordprocessingInk" xmlns:wne="http://schemas.microsoft.com/office/word/2006/wordml" xmlns:wps="http://schemas.microsoft.com/office/word/2010/wordprocessingShape" mc:Ignorable="w14 w15 w16se w16cid w16 w16cex w16sdtdh w16sdtfl w16du wp14">
+<w:document xmlns:wpc="http://schemas.microsoft.com/office/word/2010/wordprocessingCanvas" xmlns:cx="http://schemas.microsoft.com/office/drawing/2014/chartex" xmlns:cx1="http://schemas.microsoft.com/office/drawing/2015/9/8/chartex" xmlns:cx2="http://schemas.microsoft.com/office/drawing/2015/10/21/chartex" xmlns:cx3="http://schemas.microsoft.com/office/drawing/2016/5/9/chartex" xmlns:cx4="http://schemas.microsoft.com/office/drawing/2016/5/10/chartex" xmlns:cx5="http://schemas.microsoft.com/office/drawing/2016/5/11/chartex" xmlns:cx6="http://schemas.microsoft.com/office/drawing/2016/5/12/chartex" xmlns:cx7="http://schemas.microsoft.com/office/drawing/2016/5/13/chartex" xmlns:cx8="http://schemas.microsoft.com/office/drawing/2016/5/14/chartex" xmlns:mc="http://schemas.openxmlformats.org/markup-compatibility/2006" xmlns:aink="http://schemas.microsoft.com/office/drawing/2016/ink" xmlns:am3d="http://schemas.microsoft.com/office/drawing/2017/model3d" xmlns:o="urn:schemas-microsoft-com:office:office" xmlns:oel="http://schemas.microsoft.com/office/2019/extlst" xmlns:r="http://schemas.openxmlformats.org/officeDocument/2006/relationships" xmlns:m="http://schemas.openxmlformats.org/officeDocument/2006/math" xmlns:v="urn:schemas-microsoft-com:vml" xmlns:wp14="http://schemas.microsoft.com/office/word/2010/wordprocessingDrawing" xmlns:wp="http://schemas.openxmlformats.org/drawingml/2006/wordprocessingDrawing" xmlns:w10="urn:schemas-microsoft-com:office:word" xmlns:w="http://schemas.openxmlformats.org/wordprocessingml/2006/main" xmlns:w14="http://schemas.microsoft.com/office/word/2010/wordml" xmlns:w15="http://schemas.microsoft.com/office/word/2012/wordml" xmlns:w16cei="http://schemas.microsoft.com/office/word/2026/wordml/cei" xmlns:w16cex="http://schemas.microsoft.com/office/word/2018/wordml/cex" xmlns:w16cid="http://schemas.microsoft.com/office/word/2016/wordml/cid" xmlns:w16="http://schemas.microsoft.com/office/word/2018/wordml" xmlns:w16du="http://schemas.microsoft.com/office/word/2023/wordml/word16du" xmlns:w16sdtdh="http://schemas.microsoft.com/office/word/2020/wordml/sdtdatahash" xmlns:w16sdtfl="http://schemas.microsoft.com/office/word/2024/wordml/sdtformatlock" xmlns:w16se="http://schemas.microsoft.com/office/word/2015/wordml/symex" xmlns:wpg="http://schemas.microsoft.com/office/word/2010/wordprocessingGroup" xmlns:wpi="http://schemas.microsoft.com/office/word/2010/wordprocessingInk" xmlns:wne="http://schemas.microsoft.com/office/word/2006/wordml" xmlns:wps="http://schemas.microsoft.com/office/word/2010/wordprocessingShape" mc:Ignorable="w14 w15 w16se w16cid w16 w16cex w16sdtdh w16sdtfl w16du wp14">
   <w:body>
     <w:p>
       <w:pPr>
@@ -261,29 +261,23 @@
           <w:sz w:val="44"/>
           <w:szCs w:val="44"/>
         </w:rPr>
-        <w:t xml:space="preserve">Departmental </w:t>
-      </w:r>
+        <w:t>*</w:t>
+      </w:r>
+      <w:proofErr w:type="spellStart"/>
       <w:r>
         <w:rPr>
           <w:sz w:val="44"/>
           <w:szCs w:val="44"/>
         </w:rPr>
-        <w:t>Security Risk Assessment &amp; Audit for</w:t>
-      </w:r>
+        <w:t>sraa</w:t>
+      </w:r>
+      <w:proofErr w:type="spellEnd"/>
       <w:r>
         <w:rPr>
           <w:sz w:val="44"/>
           <w:szCs w:val="44"/>
-          <w:lang w:eastAsia="zh-TW"/>
-        </w:rPr>
-        <w:t xml:space="preserve"> </w:t>
-      </w:r>
-      <w:r>
-        <w:rPr>
-          <w:sz w:val="44"/>
-          <w:szCs w:val="44"/>
-        </w:rPr>
-        <w:t>*testee name*</w:t>
+        </w:rPr>
+        <w:t xml:space="preserve"> title*</w:t>
       </w:r>
       <w:r>
         <w:rPr>
@@ -687,11 +681,19 @@
       </w:pPr>
       <w:bookmarkStart w:id="0" w:name="_Toc502944670"/>
       <w:bookmarkStart w:id="1" w:name="_Toc502944800"/>
+      <w:proofErr w:type="spellStart"/>
       <w:r>
         <w:rPr>
           <w:sz w:val="28"/>
         </w:rPr>
-        <w:t>SunnyVision Ltd.</w:t>
+        <w:t>SunnyVision</w:t>
+      </w:r>
+      <w:proofErr w:type="spellEnd"/>
+      <w:r>
+        <w:rPr>
+          <w:sz w:val="28"/>
+        </w:rPr>
+        <w:t xml:space="preserve"> Ltd.</w:t>
       </w:r>
       <w:bookmarkEnd w:id="0"/>
       <w:bookmarkEnd w:id="1"/>
@@ -1050,9 +1052,9 @@
           <w:lang w:val="en-GB"/>
         </w:rPr>
       </w:pPr>
-      <w:bookmarkStart w:id="6" w:name="_Ref57009168"/>
+      <w:bookmarkStart w:id="6" w:name="_Toc62070072"/>
       <w:bookmarkStart w:id="7" w:name="_Ref57009390"/>
-      <w:bookmarkStart w:id="8" w:name="_Toc62070072"/>
+      <w:bookmarkStart w:id="8" w:name="_Ref57009168"/>
       <w:r>
         <w:rPr>
           <w:b/>
@@ -1062,7 +1064,6 @@
           <w:szCs w:val="32"/>
           <w:lang w:val="en-GB"/>
         </w:rPr>
-        <w:lastRenderedPageBreak/>
         <w:t>User Information</w:t>
       </w:r>
     </w:p>
@@ -1117,6 +1118,7 @@
                 <w:color w:val="000000" w:themeColor="text1"/>
                 <w:lang w:val="en-GB"/>
               </w:rPr>
+              <w:lastRenderedPageBreak/>
               <w:t>Organisation</w:t>
             </w:r>
           </w:p>
@@ -1145,7 +1147,27 @@
                 <w:szCs w:val="22"/>
                 <w:lang w:val="en-GB" w:eastAsia="zh-HK"/>
               </w:rPr>
-              <w:t>*testee name*</w:t>
+              <w:t>*</w:t>
+            </w:r>
+            <w:proofErr w:type="spellStart"/>
+            <w:r>
+              <w:rPr>
+                <w:color w:val="000000"/>
+                <w:sz w:val="22"/>
+                <w:szCs w:val="22"/>
+                <w:lang w:val="en-GB" w:eastAsia="zh-HK"/>
+              </w:rPr>
+              <w:t>testee</w:t>
+            </w:r>
+            <w:proofErr w:type="spellEnd"/>
+            <w:r>
+              <w:rPr>
+                <w:color w:val="000000"/>
+                <w:sz w:val="22"/>
+                <w:szCs w:val="22"/>
+                <w:lang w:val="en-GB" w:eastAsia="zh-HK"/>
+              </w:rPr>
+              <w:t xml:space="preserve"> name*</w:t>
             </w:r>
           </w:p>
         </w:tc>
@@ -1245,7 +1267,23 @@
                 <w:color w:val="000000" w:themeColor="text1"/>
                 <w:lang w:val="en-GB" w:eastAsia="zh-HK"/>
               </w:rPr>
-              <w:t>*testee name*</w:t>
+              <w:t>*</w:t>
+            </w:r>
+            <w:proofErr w:type="spellStart"/>
+            <w:r>
+              <w:rPr>
+                <w:color w:val="000000" w:themeColor="text1"/>
+                <w:lang w:val="en-GB" w:eastAsia="zh-HK"/>
+              </w:rPr>
+              <w:t>testee</w:t>
+            </w:r>
+            <w:proofErr w:type="spellEnd"/>
+            <w:r>
+              <w:rPr>
+                <w:color w:val="000000" w:themeColor="text1"/>
+                <w:lang w:val="en-GB" w:eastAsia="zh-HK"/>
+              </w:rPr>
+              <w:t xml:space="preserve"> name*</w:t>
             </w:r>
           </w:p>
           <w:p>
@@ -2166,7 +2204,27 @@
                 <w:color w:val="000000" w:themeColor="text1"/>
                 <w:lang w:val="en-GB" w:eastAsia="zh-HK"/>
               </w:rPr>
-              <w:t>*testee name*</w:t>
+              <w:t>*</w:t>
+            </w:r>
+            <w:proofErr w:type="spellStart"/>
+            <w:r>
+              <w:rPr>
+                <w:bCs/>
+                <w:iCs/>
+                <w:color w:val="000000" w:themeColor="text1"/>
+                <w:lang w:val="en-GB" w:eastAsia="zh-HK"/>
+              </w:rPr>
+              <w:t>testee</w:t>
+            </w:r>
+            <w:proofErr w:type="spellEnd"/>
+            <w:r>
+              <w:rPr>
+                <w:bCs/>
+                <w:iCs/>
+                <w:color w:val="000000" w:themeColor="text1"/>
+                <w:lang w:val="en-GB" w:eastAsia="zh-HK"/>
+              </w:rPr>
+              <w:t xml:space="preserve"> name*</w:t>
             </w:r>
             <w:r>
               <w:rPr>
@@ -2252,13 +2310,23 @@
                 <w:lang w:val="en-GB"/>
               </w:rPr>
             </w:pPr>
+            <w:proofErr w:type="spellStart"/>
             <w:r>
               <w:rPr>
                 <w:bCs/>
                 <w:color w:val="000000" w:themeColor="text1"/>
                 <w:lang w:val="en-GB"/>
               </w:rPr>
-              <w:t>SunnyVision Ltd. (“SV”)</w:t>
+              <w:t>SunnyVision</w:t>
+            </w:r>
+            <w:proofErr w:type="spellEnd"/>
+            <w:r>
+              <w:rPr>
+                <w:bCs/>
+                <w:color w:val="000000" w:themeColor="text1"/>
+                <w:lang w:val="en-GB"/>
+              </w:rPr>
+              <w:t xml:space="preserve"> Ltd. (“SV”)</w:t>
             </w:r>
           </w:p>
         </w:tc>
@@ -6190,11 +6258,19 @@
           <w:lang w:val="en-GB"/>
         </w:rPr>
       </w:pPr>
+      <w:proofErr w:type="spellStart"/>
       <w:r>
         <w:rPr>
           <w:lang w:val="en-GB"/>
         </w:rPr>
-        <w:t xml:space="preserve">SunnyVision Ltd. (SV) has been engaged to perform Security Risk Assessment and Audit (SRAA) and Privacy Impact Assessment and Audit services (PIA) for the major information systems and Information Technology infrastructure of </w:t>
+        <w:t>SunnyVision</w:t>
+      </w:r>
+      <w:proofErr w:type="spellEnd"/>
+      <w:r>
+        <w:rPr>
+          <w:lang w:val="en-GB"/>
+        </w:rPr>
+        <w:t xml:space="preserve"> Ltd. (SV) has been engaged to perform Security Risk Assessment and Audit (SRAA) and Privacy Impact Assessment and Audit services (PIA) for the major information systems and Information Technology infrastructure of </w:t>
       </w:r>
       <w:r>
         <w:rPr>
@@ -10343,7 +10419,23 @@
           <w:color w:val="000000"/>
           <w:lang w:val="en-HK"/>
         </w:rPr>
-        <w:t>*testee name*</w:t>
+        <w:t>*</w:t>
+      </w:r>
+      <w:proofErr w:type="spellStart"/>
+      <w:r>
+        <w:rPr>
+          <w:color w:val="000000"/>
+          <w:lang w:val="en-HK"/>
+        </w:rPr>
+        <w:t>testee</w:t>
+      </w:r>
+      <w:proofErr w:type="spellEnd"/>
+      <w:r>
+        <w:rPr>
+          <w:color w:val="000000"/>
+          <w:lang w:val="en-HK"/>
+        </w:rPr>
+        <w:t xml:space="preserve"> name*</w:t>
       </w:r>
       <w:r>
         <w:rPr>
@@ -13210,12 +13302,6 @@
           <w:szCs w:val="24"/>
         </w:rPr>
         <w:tab/>
-      </w:r>
-      <w:r>
-        <w:rPr>
-          <w:sz w:val="24"/>
-          <w:szCs w:val="24"/>
-        </w:rPr>
         <w:t>*copy from WAB section 4.1.3, section A*</w:t>
       </w:r>
     </w:p>
@@ -21602,1153 +21688,6 @@
       </w:r>
       <w:bookmarkEnd w:id="253"/>
     </w:p>
-    <w:tbl>
-      <w:tblPr>
-        <w:tblStyle w:val="TableGrid"/>
-        <w:tblW w:w="0" w:type="auto"/>
-        <w:tblLook w:val="04A0" w:firstRow="1" w:lastRow="0" w:firstColumn="1" w:lastColumn="0" w:noHBand="0" w:noVBand="1"/>
-      </w:tblPr>
-      <w:tblGrid>
-        <w:gridCol w:w="4269"/>
-        <w:gridCol w:w="4186"/>
-      </w:tblGrid>
-      <w:tr>
-        <w:tc>
-          <w:tcPr>
-            <w:tcW w:w="4269" w:type="dxa"/>
-            <w:shd w:val="clear" w:color="auto" w:fill="2E74B5" w:themeFill="accent5" w:themeFillShade="BF"/>
-          </w:tcPr>
-          <w:p>
-            <w:pPr>
-              <w:rPr>
-                <w:color w:val="FFFFFF" w:themeColor="background1"/>
-              </w:rPr>
-            </w:pPr>
-            <w:r>
-              <w:rPr>
-                <w:color w:val="FFFFFF" w:themeColor="background1"/>
-              </w:rPr>
-              <w:t>Batch 1 Systems</w:t>
-            </w:r>
-          </w:p>
-        </w:tc>
-        <w:tc>
-          <w:tcPr>
-            <w:tcW w:w="4186" w:type="dxa"/>
-            <w:shd w:val="clear" w:color="auto" w:fill="2E74B5" w:themeFill="accent5" w:themeFillShade="BF"/>
-          </w:tcPr>
-          <w:p>
-            <w:pPr>
-              <w:rPr>
-                <w:color w:val="FFFFFF" w:themeColor="background1"/>
-              </w:rPr>
-            </w:pPr>
-            <w:r>
-              <w:rPr>
-                <w:color w:val="FFFFFF" w:themeColor="background1"/>
-              </w:rPr>
-              <w:t>Completed General Control Checklists</w:t>
-            </w:r>
-          </w:p>
-        </w:tc>
-      </w:tr>
-      <w:tr>
-        <w:tc>
-          <w:tcPr>
-            <w:tcW w:w="4269" w:type="dxa"/>
-          </w:tcPr>
-          <w:p>
-            <w:pPr>
-              <w:rPr>
-                <w:sz w:val="22"/>
-                <w:szCs w:val="22"/>
-              </w:rPr>
-            </w:pPr>
-            <w:r>
-              <w:rPr>
-                <w:color w:val="000000"/>
-                <w:sz w:val="22"/>
-                <w:szCs w:val="22"/>
-                <w:lang w:val="en-GB"/>
-              </w:rPr>
-              <w:t>*TESTEE ABBREVIATION*</w:t>
-            </w:r>
-            <w:r>
-              <w:rPr>
-                <w:color w:val="000000"/>
-                <w:sz w:val="22"/>
-                <w:szCs w:val="22"/>
-                <w:lang w:val="en-GB"/>
-              </w:rPr>
-              <w:t xml:space="preserve"> Online Application Systems (</w:t>
-            </w:r>
-            <w:r>
-              <w:rPr>
-                <w:color w:val="000000"/>
-                <w:sz w:val="22"/>
-                <w:szCs w:val="22"/>
-                <w:lang w:val="en-GB"/>
-              </w:rPr>
-              <w:t>*TESTEE ABBREVIATION*</w:t>
-            </w:r>
-            <w:r>
-              <w:rPr>
-                <w:color w:val="000000"/>
-                <w:sz w:val="22"/>
-                <w:szCs w:val="22"/>
-                <w:lang w:val="en-GB"/>
-              </w:rPr>
-              <w:t>OA)</w:t>
-            </w:r>
-          </w:p>
-        </w:tc>
-        <w:tc>
-          <w:tcPr>
-            <w:tcW w:w="4186" w:type="dxa"/>
-          </w:tcPr>
-          <w:p>
-            <w:r>
-              <w:object w:dxaOrig="1539" w:dyaOrig="997" w14:anchorId="4FA739DD">
-                <v:shapetype id="_x0000_t75" coordsize="21600,21600" o:spt="75" o:preferrelative="t" path="m@4@5l@4@11@9@11@9@5xe" filled="f" stroked="f">
-                  <v:stroke joinstyle="miter"/>
-                  <v:formulas>
-                    <v:f eqn="if lineDrawn pixelLineWidth 0"/>
-                    <v:f eqn="sum @0 1 0"/>
-                    <v:f eqn="sum 0 0 @1"/>
-                    <v:f eqn="prod @2 1 2"/>
-                    <v:f eqn="prod @3 21600 pixelWidth"/>
-                    <v:f eqn="prod @3 21600 pixelHeight"/>
-                    <v:f eqn="sum @0 0 1"/>
-                    <v:f eqn="prod @6 1 2"/>
-                    <v:f eqn="prod @7 21600 pixelWidth"/>
-                    <v:f eqn="sum @8 21600 0"/>
-                    <v:f eqn="prod @7 21600 pixelHeight"/>
-                    <v:f eqn="sum @10 21600 0"/>
-                  </v:formulas>
-                  <v:path o:extrusionok="f" gradientshapeok="t" o:connecttype="rect"/>
-                  <o:lock v:ext="edit" aspectratio="t"/>
-                </v:shapetype>
-                <v:shape id="_x0000_i1025" type="#_x0000_t75" style="width:77.25pt;height:49.5pt" o:ole="">
-                  <v:imagedata r:id="rId14" o:title=""/>
-                </v:shape>
-                <o:OLEObject Type="Embed" ProgID="Excel.Sheet.12" ShapeID="_x0000_i1025" DrawAspect="Icon" ObjectID="_1845717369" r:id="rId15"/>
-              </w:object>
-            </w:r>
-          </w:p>
-        </w:tc>
-      </w:tr>
-      <w:tr>
-        <w:tc>
-          <w:tcPr>
-            <w:tcW w:w="4269" w:type="dxa"/>
-          </w:tcPr>
-          <w:p>
-            <w:pPr>
-              <w:rPr>
-                <w:sz w:val="22"/>
-                <w:szCs w:val="22"/>
-              </w:rPr>
-            </w:pPr>
-            <w:r>
-              <w:rPr>
-                <w:color w:val="000000"/>
-                <w:sz w:val="22"/>
-                <w:szCs w:val="22"/>
-                <w:lang w:val="en-GB"/>
-              </w:rPr>
-              <w:t>*TESTEE ABBREVIATION*</w:t>
-            </w:r>
-            <w:r>
-              <w:rPr>
-                <w:color w:val="000000"/>
-                <w:sz w:val="22"/>
-                <w:szCs w:val="22"/>
-                <w:lang w:val="en-GB"/>
-              </w:rPr>
-              <w:t xml:space="preserve"> Human Resource Management Information System (</w:t>
-            </w:r>
-            <w:r>
-              <w:rPr>
-                <w:color w:val="000000"/>
-                <w:sz w:val="22"/>
-                <w:szCs w:val="22"/>
-                <w:lang w:val="en-GB"/>
-              </w:rPr>
-              <w:t>*TESTEE ABBREVIATION*</w:t>
-            </w:r>
-            <w:r>
-              <w:rPr>
-                <w:color w:val="000000"/>
-                <w:sz w:val="22"/>
-                <w:szCs w:val="22"/>
-                <w:lang w:val="en-GB"/>
-              </w:rPr>
-              <w:t xml:space="preserve"> HRMIS)</w:t>
-            </w:r>
-          </w:p>
-        </w:tc>
-        <w:tc>
-          <w:tcPr>
-            <w:tcW w:w="4186" w:type="dxa"/>
-          </w:tcPr>
-          <w:p>
-            <w:r>
-              <w:object w:dxaOrig="1539" w:dyaOrig="997" w14:anchorId="0AE36715">
-                <v:shape id="_x0000_i1026" type="#_x0000_t75" style="width:77.25pt;height:49.5pt" o:ole="">
-                  <v:imagedata r:id="rId16" o:title=""/>
-                </v:shape>
-                <o:OLEObject Type="Embed" ProgID="Excel.Sheet.12" ShapeID="_x0000_i1026" DrawAspect="Icon" ObjectID="_1845717370" r:id="rId17"/>
-              </w:object>
-            </w:r>
-          </w:p>
-        </w:tc>
-      </w:tr>
-      <w:tr>
-        <w:tc>
-          <w:tcPr>
-            <w:tcW w:w="4269" w:type="dxa"/>
-          </w:tcPr>
-          <w:p>
-            <w:pPr>
-              <w:rPr>
-                <w:sz w:val="22"/>
-                <w:szCs w:val="22"/>
-              </w:rPr>
-            </w:pPr>
-            <w:r>
-              <w:rPr>
-                <w:color w:val="000000"/>
-                <w:sz w:val="22"/>
-                <w:szCs w:val="22"/>
-                <w:lang w:val="en-GB"/>
-              </w:rPr>
-              <w:t>Virtualisation Testing Platform (VTP)</w:t>
-            </w:r>
-          </w:p>
-        </w:tc>
-        <w:tc>
-          <w:tcPr>
-            <w:tcW w:w="4186" w:type="dxa"/>
-          </w:tcPr>
-          <w:p>
-            <w:r>
-              <w:object w:dxaOrig="1539" w:dyaOrig="997" w14:anchorId="26262F2F">
-                <v:shape id="_x0000_i1027" type="#_x0000_t75" style="width:77.25pt;height:49.5pt" o:ole="">
-                  <v:imagedata r:id="rId18" o:title=""/>
-                </v:shape>
-                <o:OLEObject Type="Embed" ProgID="Excel.Sheet.12" ShapeID="_x0000_i1027" DrawAspect="Icon" ObjectID="_1845717371" r:id="rId19"/>
-              </w:object>
-            </w:r>
-          </w:p>
-        </w:tc>
-      </w:tr>
-      <w:tr>
-        <w:tc>
-          <w:tcPr>
-            <w:tcW w:w="4269" w:type="dxa"/>
-          </w:tcPr>
-          <w:p>
-            <w:pPr>
-              <w:rPr>
-                <w:sz w:val="22"/>
-                <w:szCs w:val="22"/>
-              </w:rPr>
-            </w:pPr>
-            <w:r>
-              <w:rPr>
-                <w:color w:val="000000"/>
-                <w:sz w:val="22"/>
-                <w:szCs w:val="22"/>
-                <w:lang w:val="en-GB"/>
-              </w:rPr>
-              <w:t>Electronic Glossary System (EGS)</w:t>
-            </w:r>
-          </w:p>
-        </w:tc>
-        <w:tc>
-          <w:tcPr>
-            <w:tcW w:w="4186" w:type="dxa"/>
-          </w:tcPr>
-          <w:p>
-            <w:r>
-              <w:object w:dxaOrig="1539" w:dyaOrig="997" w14:anchorId="08F0B258">
-                <v:shape id="_x0000_i1028" type="#_x0000_t75" style="width:77.25pt;height:49.5pt" o:ole="">
-                  <v:imagedata r:id="rId20" o:title=""/>
-                </v:shape>
-                <o:OLEObject Type="Embed" ProgID="Excel.Sheet.12" ShapeID="_x0000_i1028" DrawAspect="Icon" ObjectID="_1845717372" r:id="rId21"/>
-              </w:object>
-            </w:r>
-          </w:p>
-        </w:tc>
-      </w:tr>
-      <w:tr>
-        <w:tc>
-          <w:tcPr>
-            <w:tcW w:w="4269" w:type="dxa"/>
-          </w:tcPr>
-          <w:p>
-            <w:pPr>
-              <w:rPr>
-                <w:sz w:val="22"/>
-                <w:szCs w:val="22"/>
-              </w:rPr>
-            </w:pPr>
-            <w:r>
-              <w:rPr>
-                <w:color w:val="000000"/>
-                <w:sz w:val="22"/>
-                <w:szCs w:val="22"/>
-                <w:lang w:val="en-GB"/>
-              </w:rPr>
-              <w:t xml:space="preserve">Database Management Information System for Interdiction Cases (DBMIS) </w:t>
-            </w:r>
-          </w:p>
-        </w:tc>
-        <w:tc>
-          <w:tcPr>
-            <w:tcW w:w="4186" w:type="dxa"/>
-          </w:tcPr>
-          <w:p>
-            <w:r>
-              <w:object w:dxaOrig="1539" w:dyaOrig="997" w14:anchorId="4BAE3F94">
-                <v:shape id="_x0000_i1029" type="#_x0000_t75" style="width:77.25pt;height:49.5pt" o:ole="">
-                  <v:imagedata r:id="rId22" o:title=""/>
-                </v:shape>
-                <o:OLEObject Type="Embed" ProgID="Excel.Sheet.12" ShapeID="_x0000_i1029" DrawAspect="Icon" ObjectID="_1845717373" r:id="rId23"/>
-              </w:object>
-            </w:r>
-          </w:p>
-        </w:tc>
-      </w:tr>
-      <w:tr>
-        <w:tc>
-          <w:tcPr>
-            <w:tcW w:w="4269" w:type="dxa"/>
-          </w:tcPr>
-          <w:p>
-            <w:pPr>
-              <w:rPr>
-                <w:sz w:val="22"/>
-                <w:szCs w:val="22"/>
-              </w:rPr>
-            </w:pPr>
-            <w:r>
-              <w:rPr>
-                <w:color w:val="000000"/>
-                <w:sz w:val="22"/>
-                <w:szCs w:val="22"/>
-                <w:lang w:val="en-GB"/>
-              </w:rPr>
-              <w:t>Qualification Assessment Database System (QADS)</w:t>
-            </w:r>
-          </w:p>
-        </w:tc>
-        <w:tc>
-          <w:tcPr>
-            <w:tcW w:w="4186" w:type="dxa"/>
-          </w:tcPr>
-          <w:p>
-            <w:r>
-              <w:object w:dxaOrig="1539" w:dyaOrig="997" w14:anchorId="5454327B">
-                <v:shape id="_x0000_i1030" type="#_x0000_t75" style="width:77.25pt;height:49.5pt" o:ole="">
-                  <v:imagedata r:id="rId24" o:title=""/>
-                </v:shape>
-                <o:OLEObject Type="Embed" ProgID="Excel.Sheet.12" ShapeID="_x0000_i1030" DrawAspect="Icon" ObjectID="_1845717374" r:id="rId25"/>
-              </w:object>
-            </w:r>
-          </w:p>
-        </w:tc>
-      </w:tr>
-      <w:tr>
-        <w:tc>
-          <w:tcPr>
-            <w:tcW w:w="4269" w:type="dxa"/>
-          </w:tcPr>
-          <w:p>
-            <w:pPr>
-              <w:rPr>
-                <w:sz w:val="22"/>
-                <w:szCs w:val="22"/>
-              </w:rPr>
-            </w:pPr>
-            <w:r>
-              <w:rPr>
-                <w:color w:val="000000"/>
-                <w:sz w:val="22"/>
-                <w:szCs w:val="22"/>
-                <w:lang w:val="en-GB"/>
-              </w:rPr>
-              <w:t>Administrative Officer (AO) Recruitment Website</w:t>
-            </w:r>
-          </w:p>
-        </w:tc>
-        <w:tc>
-          <w:tcPr>
-            <w:tcW w:w="4186" w:type="dxa"/>
-          </w:tcPr>
-          <w:p>
-            <w:r>
-              <w:object w:dxaOrig="1539" w:dyaOrig="997" w14:anchorId="3FD47008">
-                <v:shape id="_x0000_i1031" type="#_x0000_t75" style="width:77.25pt;height:49.5pt" o:ole="">
-                  <v:imagedata r:id="rId26" o:title=""/>
-                </v:shape>
-                <o:OLEObject Type="Embed" ProgID="Excel.Sheet.12" ShapeID="_x0000_i1031" DrawAspect="Icon" ObjectID="_1845717375" r:id="rId27"/>
-              </w:object>
-            </w:r>
-          </w:p>
-        </w:tc>
-      </w:tr>
-      <w:tr>
-        <w:tc>
-          <w:tcPr>
-            <w:tcW w:w="4269" w:type="dxa"/>
-          </w:tcPr>
-          <w:p>
-            <w:pPr>
-              <w:rPr>
-                <w:sz w:val="22"/>
-                <w:szCs w:val="22"/>
-              </w:rPr>
-            </w:pPr>
-            <w:r>
-              <w:rPr>
-                <w:color w:val="000000"/>
-                <w:sz w:val="22"/>
-                <w:szCs w:val="22"/>
-                <w:lang w:val="en-GB"/>
-              </w:rPr>
-              <w:t>*TESTEE ABBREVIATION*</w:t>
-            </w:r>
-            <w:r>
-              <w:rPr>
-                <w:color w:val="000000"/>
-                <w:sz w:val="22"/>
-                <w:szCs w:val="22"/>
-                <w:lang w:val="en-GB"/>
-              </w:rPr>
-              <w:t xml:space="preserve"> Homepage, its thematic webpages and thematic website (Committee on Review of Post-service Outside Work for Directorate Civil Servants website)</w:t>
-            </w:r>
-          </w:p>
-        </w:tc>
-        <w:tc>
-          <w:tcPr>
-            <w:tcW w:w="4186" w:type="dxa"/>
-          </w:tcPr>
-          <w:p>
-            <w:r>
-              <w:object w:dxaOrig="1539" w:dyaOrig="997" w14:anchorId="6BC86EBD">
-                <v:shape id="_x0000_i1032" type="#_x0000_t75" style="width:77.25pt;height:49.5pt" o:ole="">
-                  <v:imagedata r:id="rId28" o:title=""/>
-                </v:shape>
-                <o:OLEObject Type="Embed" ProgID="Excel.Sheet.12" ShapeID="_x0000_i1032" DrawAspect="Icon" ObjectID="_1845717376" r:id="rId29"/>
-              </w:object>
-            </w:r>
-          </w:p>
-        </w:tc>
-      </w:tr>
-      <w:tr>
-        <w:tc>
-          <w:tcPr>
-            <w:tcW w:w="4269" w:type="dxa"/>
-          </w:tcPr>
-          <w:p>
-            <w:pPr>
-              <w:rPr>
-                <w:sz w:val="22"/>
-                <w:szCs w:val="22"/>
-              </w:rPr>
-            </w:pPr>
-            <w:r>
-              <w:rPr>
-                <w:color w:val="000000"/>
-                <w:sz w:val="22"/>
-                <w:szCs w:val="22"/>
-                <w:lang w:val="en-GB"/>
-              </w:rPr>
-              <w:t>*TESTEE ABBREVIATION*</w:t>
-            </w:r>
-            <w:r>
-              <w:rPr>
-                <w:color w:val="000000"/>
-                <w:sz w:val="22"/>
-                <w:szCs w:val="22"/>
-                <w:lang w:val="en-GB"/>
-              </w:rPr>
-              <w:t xml:space="preserve"> Web Content Management System (WCMS)</w:t>
-            </w:r>
-          </w:p>
-        </w:tc>
-        <w:tc>
-          <w:tcPr>
-            <w:tcW w:w="4186" w:type="dxa"/>
-          </w:tcPr>
-          <w:p>
-            <w:r>
-              <w:object w:dxaOrig="1539" w:dyaOrig="997" w14:anchorId="59805168">
-                <v:shape id="_x0000_i1033" type="#_x0000_t75" style="width:77.25pt;height:49.5pt" o:ole="">
-                  <v:imagedata r:id="rId30" o:title=""/>
-                </v:shape>
-                <o:OLEObject Type="Embed" ProgID="Excel.Sheet.12" ShapeID="_x0000_i1033" DrawAspect="Icon" ObjectID="_1845717377" r:id="rId31"/>
-              </w:object>
-            </w:r>
-          </w:p>
-        </w:tc>
-      </w:tr>
-      <w:tr>
-        <w:tc>
-          <w:tcPr>
-            <w:tcW w:w="4269" w:type="dxa"/>
-          </w:tcPr>
-          <w:p>
-            <w:pPr>
-              <w:rPr>
-                <w:sz w:val="22"/>
-                <w:szCs w:val="22"/>
-              </w:rPr>
-            </w:pPr>
-            <w:r>
-              <w:rPr>
-                <w:color w:val="000000"/>
-                <w:sz w:val="22"/>
-                <w:szCs w:val="22"/>
-                <w:lang w:val="en-GB"/>
-              </w:rPr>
-              <w:t>Simultaneous Interpreters e-Duty Roster System (SIDRS)</w:t>
-            </w:r>
-          </w:p>
-        </w:tc>
-        <w:tc>
-          <w:tcPr>
-            <w:tcW w:w="4186" w:type="dxa"/>
-          </w:tcPr>
-          <w:p>
-            <w:r>
-              <w:object w:dxaOrig="1539" w:dyaOrig="997" w14:anchorId="6025A94F">
-                <v:shape id="_x0000_i1034" type="#_x0000_t75" style="width:77.25pt;height:49.5pt" o:ole="">
-                  <v:imagedata r:id="rId32" o:title=""/>
-                </v:shape>
-                <o:OLEObject Type="Embed" ProgID="Excel.Sheet.12" ShapeID="_x0000_i1034" DrawAspect="Icon" ObjectID="_1845717378" r:id="rId33"/>
-              </w:object>
-            </w:r>
-          </w:p>
-        </w:tc>
-      </w:tr>
-      <w:tr>
-        <w:tc>
-          <w:tcPr>
-            <w:tcW w:w="4269" w:type="dxa"/>
-          </w:tcPr>
-          <w:p>
-            <w:pPr>
-              <w:rPr>
-                <w:sz w:val="22"/>
-                <w:szCs w:val="22"/>
-              </w:rPr>
-            </w:pPr>
-            <w:r>
-              <w:rPr>
-                <w:color w:val="000000"/>
-                <w:sz w:val="22"/>
-                <w:szCs w:val="22"/>
-                <w:lang w:val="en-GB"/>
-              </w:rPr>
-              <w:t>Chatbot for Handling General Job-related Enquiries for AO/EO Applicants (Chatbot)</w:t>
-            </w:r>
-          </w:p>
-        </w:tc>
-        <w:tc>
-          <w:tcPr>
-            <w:tcW w:w="4186" w:type="dxa"/>
-          </w:tcPr>
-          <w:p>
-            <w:r>
-              <w:object w:dxaOrig="1539" w:dyaOrig="997" w14:anchorId="0C78E95B">
-                <v:shape id="_x0000_i1035" type="#_x0000_t75" style="width:77.25pt;height:49.5pt" o:ole="">
-                  <v:imagedata r:id="rId34" o:title=""/>
-                </v:shape>
-                <o:OLEObject Type="Embed" ProgID="Excel.Sheet.12" ShapeID="_x0000_i1035" DrawAspect="Icon" ObjectID="_1845717379" r:id="rId35"/>
-              </w:object>
-            </w:r>
-          </w:p>
-        </w:tc>
-      </w:tr>
-      <w:tr>
-        <w:tc>
-          <w:tcPr>
-            <w:tcW w:w="4269" w:type="dxa"/>
-          </w:tcPr>
-          <w:p>
-            <w:pPr>
-              <w:rPr>
-                <w:sz w:val="22"/>
-                <w:szCs w:val="22"/>
-              </w:rPr>
-            </w:pPr>
-            <w:r>
-              <w:rPr>
-                <w:color w:val="000000"/>
-                <w:sz w:val="22"/>
-                <w:szCs w:val="22"/>
-                <w:lang w:val="en-GB"/>
-              </w:rPr>
-              <w:t>Clerical &amp; Secretarial Grades Recruitment Information System (CSRIS)</w:t>
-            </w:r>
-          </w:p>
-        </w:tc>
-        <w:tc>
-          <w:tcPr>
-            <w:tcW w:w="4186" w:type="dxa"/>
-          </w:tcPr>
-          <w:p>
-            <w:r>
-              <w:object w:dxaOrig="1539" w:dyaOrig="997" w14:anchorId="2FA5E33A">
-                <v:shape id="_x0000_i1036" type="#_x0000_t75" style="width:77.25pt;height:49.5pt" o:ole="">
-                  <v:imagedata r:id="rId36" o:title=""/>
-                </v:shape>
-                <o:OLEObject Type="Embed" ProgID="Excel.Sheet.12" ShapeID="_x0000_i1036" DrawAspect="Icon" ObjectID="_1845717380" r:id="rId37"/>
-              </w:object>
-            </w:r>
-          </w:p>
-        </w:tc>
-      </w:tr>
-      <w:tr>
-        <w:tc>
-          <w:tcPr>
-            <w:tcW w:w="4269" w:type="dxa"/>
-          </w:tcPr>
-          <w:p>
-            <w:pPr>
-              <w:rPr>
-                <w:sz w:val="22"/>
-                <w:szCs w:val="22"/>
-              </w:rPr>
-            </w:pPr>
-            <w:r>
-              <w:rPr>
-                <w:color w:val="000000"/>
-                <w:sz w:val="22"/>
-                <w:szCs w:val="22"/>
-                <w:lang w:val="en-GB"/>
-              </w:rPr>
-              <w:lastRenderedPageBreak/>
-              <w:t>Digitalised Basic Law and National Security Law Test (Degree/Professional Grades) Digitalised Examination System</w:t>
-            </w:r>
-          </w:p>
-        </w:tc>
-        <w:tc>
-          <w:tcPr>
-            <w:tcW w:w="4186" w:type="dxa"/>
-          </w:tcPr>
-          <w:p>
-            <w:r>
-              <w:object w:dxaOrig="1539" w:dyaOrig="997" w14:anchorId="0C85CEC2">
-                <v:shape id="_x0000_i1037" type="#_x0000_t75" style="width:77.25pt;height:49.5pt" o:ole="">
-                  <v:imagedata r:id="rId38" o:title=""/>
-                </v:shape>
-                <o:OLEObject Type="Embed" ProgID="Excel.Sheet.12" ShapeID="_x0000_i1037" DrawAspect="Icon" ObjectID="_1845717381" r:id="rId39"/>
-              </w:object>
-            </w:r>
-          </w:p>
-        </w:tc>
-      </w:tr>
-      <w:tr>
-        <w:tc>
-          <w:tcPr>
-            <w:tcW w:w="4269" w:type="dxa"/>
-          </w:tcPr>
-          <w:p>
-            <w:pPr>
-              <w:rPr>
-                <w:sz w:val="22"/>
-                <w:szCs w:val="22"/>
-              </w:rPr>
-            </w:pPr>
-            <w:r>
-              <w:rPr>
-                <w:color w:val="000000"/>
-                <w:sz w:val="22"/>
-                <w:szCs w:val="22"/>
-                <w:lang w:val="en-GB"/>
-              </w:rPr>
-              <w:t>Digitalised Basic Law and National Security Law Test (Degree/Professional Grades) Online Application System</w:t>
-            </w:r>
-          </w:p>
-        </w:tc>
-        <w:bookmarkStart w:id="254" w:name="_MON_1841582344"/>
-        <w:bookmarkEnd w:id="254"/>
-        <w:tc>
-          <w:tcPr>
-            <w:tcW w:w="4186" w:type="dxa"/>
-          </w:tcPr>
-          <w:p>
-            <w:r>
-              <w:object w:dxaOrig="1596" w:dyaOrig="1022" w14:anchorId="3EB7F28F">
-                <v:shape id="_x0000_i1038" type="#_x0000_t75" style="width:80.25pt;height:50.25pt" o:ole="">
-                  <v:imagedata r:id="rId40" o:title=""/>
-                </v:shape>
-                <o:OLEObject Type="Embed" ProgID="Excel.Sheet.12" ShapeID="_x0000_i1038" DrawAspect="Icon" ObjectID="_1845717382" r:id="rId41"/>
-              </w:object>
-            </w:r>
-          </w:p>
-        </w:tc>
-      </w:tr>
-      <w:tr>
-        <w:tc>
-          <w:tcPr>
-            <w:tcW w:w="4269" w:type="dxa"/>
-          </w:tcPr>
-          <w:p>
-            <w:pPr>
-              <w:rPr>
-                <w:sz w:val="22"/>
-                <w:szCs w:val="22"/>
-              </w:rPr>
-            </w:pPr>
-            <w:r>
-              <w:rPr>
-                <w:color w:val="000000"/>
-                <w:sz w:val="22"/>
-                <w:szCs w:val="22"/>
-                <w:lang w:val="en-GB"/>
-              </w:rPr>
-              <w:t>E-Proof for Digital Certificates of Common Recruitment Examination and Basic Law and National Security Law Test (</w:t>
-            </w:r>
-            <w:r>
-              <w:rPr>
-                <w:color w:val="000000"/>
-                <w:sz w:val="22"/>
-                <w:szCs w:val="22"/>
-                <w:lang w:val="en-GB"/>
-              </w:rPr>
-              <w:t>*TESTEE ABBREVIATION*</w:t>
-            </w:r>
-            <w:r>
-              <w:rPr>
-                <w:color w:val="000000"/>
-                <w:sz w:val="22"/>
-                <w:szCs w:val="22"/>
-                <w:lang w:val="en-GB"/>
-              </w:rPr>
-              <w:t xml:space="preserve"> E-Proof)</w:t>
-            </w:r>
-          </w:p>
-        </w:tc>
-        <w:tc>
-          <w:tcPr>
-            <w:tcW w:w="4186" w:type="dxa"/>
-          </w:tcPr>
-          <w:p>
-            <w:r>
-              <w:object w:dxaOrig="1539" w:dyaOrig="997" w14:anchorId="5E8FA61B">
-                <v:shape id="_x0000_i1039" type="#_x0000_t75" style="width:77.25pt;height:49.5pt" o:ole="">
-                  <v:imagedata r:id="rId42" o:title=""/>
-                </v:shape>
-                <o:OLEObject Type="Embed" ProgID="Excel.Sheet.12" ShapeID="_x0000_i1039" DrawAspect="Icon" ObjectID="_1845717383" r:id="rId43"/>
-              </w:object>
-            </w:r>
-          </w:p>
-        </w:tc>
-      </w:tr>
-      <w:tr>
-        <w:tc>
-          <w:tcPr>
-            <w:tcW w:w="4269" w:type="dxa"/>
-          </w:tcPr>
-          <w:p>
-            <w:pPr>
-              <w:rPr>
-                <w:sz w:val="22"/>
-                <w:szCs w:val="22"/>
-              </w:rPr>
-            </w:pPr>
-            <w:r>
-              <w:rPr>
-                <w:color w:val="000000"/>
-                <w:sz w:val="22"/>
-                <w:szCs w:val="22"/>
-                <w:lang w:val="en-GB"/>
-              </w:rPr>
-              <w:t>Government Holiday Bungalows Online Booking System (GHBOBS)</w:t>
-            </w:r>
-          </w:p>
-        </w:tc>
-        <w:tc>
-          <w:tcPr>
-            <w:tcW w:w="4186" w:type="dxa"/>
-          </w:tcPr>
-          <w:p>
-            <w:r>
-              <w:object w:dxaOrig="1539" w:dyaOrig="997" w14:anchorId="0A620CA9">
-                <v:shape id="_x0000_i1040" type="#_x0000_t75" style="width:77.25pt;height:49.5pt" o:ole="">
-                  <v:imagedata r:id="rId44" o:title=""/>
-                </v:shape>
-                <o:OLEObject Type="Embed" ProgID="Excel.Sheet.12" ShapeID="_x0000_i1040" DrawAspect="Icon" ObjectID="_1845717384" r:id="rId45"/>
-              </w:object>
-            </w:r>
-          </w:p>
-        </w:tc>
-      </w:tr>
-      <w:tr>
-        <w:tc>
-          <w:tcPr>
-            <w:tcW w:w="4269" w:type="dxa"/>
-          </w:tcPr>
-          <w:p>
-            <w:pPr>
-              <w:rPr>
-                <w:sz w:val="22"/>
-                <w:szCs w:val="22"/>
-              </w:rPr>
-            </w:pPr>
-            <w:r>
-              <w:rPr>
-                <w:color w:val="000000"/>
-                <w:sz w:val="22"/>
-                <w:szCs w:val="22"/>
-                <w:lang w:val="en-GB"/>
-              </w:rPr>
-              <w:t>Resource Centre on Civil Service Integrity Management (RCIM)</w:t>
-            </w:r>
-          </w:p>
-        </w:tc>
-        <w:tc>
-          <w:tcPr>
-            <w:tcW w:w="4186" w:type="dxa"/>
-          </w:tcPr>
-          <w:p>
-            <w:r>
-              <w:object w:dxaOrig="1539" w:dyaOrig="997" w14:anchorId="1ADF2A5C">
-                <v:shape id="_x0000_i1041" type="#_x0000_t75" style="width:77.25pt;height:49.5pt" o:ole="">
-                  <v:imagedata r:id="rId46" o:title=""/>
-                </v:shape>
-                <o:OLEObject Type="Embed" ProgID="Excel.Sheet.12" ShapeID="_x0000_i1041" DrawAspect="Icon" ObjectID="_1845717385" r:id="rId47"/>
-              </w:object>
-            </w:r>
-          </w:p>
-        </w:tc>
-      </w:tr>
-      <w:tr>
-        <w:tc>
-          <w:tcPr>
-            <w:tcW w:w="4269" w:type="dxa"/>
-          </w:tcPr>
-          <w:p>
-            <w:pPr>
-              <w:rPr>
-                <w:sz w:val="22"/>
-                <w:szCs w:val="22"/>
-              </w:rPr>
-            </w:pPr>
-            <w:r>
-              <w:rPr>
-                <w:color w:val="000000"/>
-                <w:sz w:val="22"/>
-                <w:szCs w:val="22"/>
-                <w:lang w:val="en-GB"/>
-              </w:rPr>
-              <w:t>Thematic website on “Manpower Optimisation”</w:t>
-            </w:r>
-          </w:p>
-        </w:tc>
-        <w:tc>
-          <w:tcPr>
-            <w:tcW w:w="4186" w:type="dxa"/>
-          </w:tcPr>
-          <w:p>
-            <w:r>
-              <w:object w:dxaOrig="1539" w:dyaOrig="997" w14:anchorId="2B242620">
-                <v:shape id="_x0000_i1042" type="#_x0000_t75" style="width:77.25pt;height:49.5pt" o:ole="">
-                  <v:imagedata r:id="rId48" o:title=""/>
-                </v:shape>
-                <o:OLEObject Type="Embed" ProgID="Excel.Sheet.12" ShapeID="_x0000_i1042" DrawAspect="Icon" ObjectID="_1845717386" r:id="rId49"/>
-              </w:object>
-            </w:r>
-          </w:p>
-        </w:tc>
-      </w:tr>
-      <w:tr>
-        <w:tc>
-          <w:tcPr>
-            <w:tcW w:w="4269" w:type="dxa"/>
-          </w:tcPr>
-          <w:p>
-            <w:pPr>
-              <w:rPr>
-                <w:sz w:val="22"/>
-                <w:szCs w:val="22"/>
-              </w:rPr>
-            </w:pPr>
-            <w:r>
-              <w:rPr>
-                <w:color w:val="000000"/>
-                <w:sz w:val="22"/>
-                <w:szCs w:val="22"/>
-                <w:lang w:val="en-GB"/>
-              </w:rPr>
-              <w:t>Video Conference System (VCS)</w:t>
-            </w:r>
-          </w:p>
-        </w:tc>
-        <w:tc>
-          <w:tcPr>
-            <w:tcW w:w="4186" w:type="dxa"/>
-          </w:tcPr>
-          <w:p>
-            <w:r>
-              <w:object w:dxaOrig="1539" w:dyaOrig="997" w14:anchorId="1FA7E008">
-                <v:shape id="_x0000_i1043" type="#_x0000_t75" style="width:77.25pt;height:49.5pt" o:ole="">
-                  <v:imagedata r:id="rId48" o:title=""/>
-                </v:shape>
-                <o:OLEObject Type="Embed" ProgID="Excel.Sheet.12" ShapeID="_x0000_i1043" DrawAspect="Icon" ObjectID="_1845717387" r:id="rId50"/>
-              </w:object>
-            </w:r>
-          </w:p>
-        </w:tc>
-      </w:tr>
-      <w:tr>
-        <w:tc>
-          <w:tcPr>
-            <w:tcW w:w="4269" w:type="dxa"/>
-          </w:tcPr>
-          <w:p>
-            <w:pPr>
-              <w:rPr>
-                <w:sz w:val="22"/>
-                <w:szCs w:val="22"/>
-              </w:rPr>
-            </w:pPr>
-            <w:r>
-              <w:rPr>
-                <w:color w:val="000000"/>
-                <w:sz w:val="22"/>
-                <w:szCs w:val="22"/>
-                <w:lang w:val="en-GB"/>
-              </w:rPr>
-              <w:t>Disciplinary Case System (DCS)</w:t>
-            </w:r>
-          </w:p>
-        </w:tc>
-        <w:tc>
-          <w:tcPr>
-            <w:tcW w:w="4186" w:type="dxa"/>
-          </w:tcPr>
-          <w:p>
-            <w:r>
-              <w:object w:dxaOrig="1539" w:dyaOrig="997" w14:anchorId="029E4A24">
-                <v:shape id="_x0000_i1044" type="#_x0000_t75" style="width:77.25pt;height:49.5pt" o:ole="">
-                  <v:imagedata r:id="rId48" o:title=""/>
-                </v:shape>
-                <o:OLEObject Type="Embed" ProgID="Excel.Sheet.12" ShapeID="_x0000_i1044" DrawAspect="Icon" ObjectID="_1845717388" r:id="rId51"/>
-              </w:object>
-            </w:r>
-          </w:p>
-        </w:tc>
-      </w:tr>
-      <w:tr>
-        <w:tc>
-          <w:tcPr>
-            <w:tcW w:w="4269" w:type="dxa"/>
-          </w:tcPr>
-          <w:p>
-            <w:pPr>
-              <w:rPr>
-                <w:sz w:val="22"/>
-                <w:szCs w:val="22"/>
-              </w:rPr>
-            </w:pPr>
-            <w:r>
-              <w:rPr>
-                <w:color w:val="000000"/>
-                <w:sz w:val="22"/>
-                <w:szCs w:val="22"/>
-                <w:lang w:val="en-GB"/>
-              </w:rPr>
-              <w:t>Official Languages Division (OLD) Intranet</w:t>
-            </w:r>
-          </w:p>
-        </w:tc>
-        <w:tc>
-          <w:tcPr>
-            <w:tcW w:w="4186" w:type="dxa"/>
-          </w:tcPr>
-          <w:p>
-            <w:r>
-              <w:object w:dxaOrig="1539" w:dyaOrig="997" w14:anchorId="6A3882EE">
-                <v:shape id="_x0000_i1045" type="#_x0000_t75" style="width:77.25pt;height:49.5pt" o:ole="">
-                  <v:imagedata r:id="rId48" o:title=""/>
-                </v:shape>
-                <o:OLEObject Type="Embed" ProgID="Excel.Sheet.12" ShapeID="_x0000_i1045" DrawAspect="Icon" ObjectID="_1845717389" r:id="rId52"/>
-              </w:object>
-            </w:r>
-          </w:p>
-        </w:tc>
-      </w:tr>
-      <w:tr>
-        <w:tc>
-          <w:tcPr>
-            <w:tcW w:w="4269" w:type="dxa"/>
-          </w:tcPr>
-          <w:p>
-            <w:pPr>
-              <w:rPr>
-                <w:sz w:val="22"/>
-                <w:szCs w:val="22"/>
-              </w:rPr>
-            </w:pPr>
-            <w:r>
-              <w:rPr>
-                <w:color w:val="000000"/>
-                <w:sz w:val="22"/>
-                <w:szCs w:val="22"/>
-                <w:lang w:val="en-GB"/>
-              </w:rPr>
-              <w:t>Shared Online Reservation System (SORS)</w:t>
-            </w:r>
-          </w:p>
-        </w:tc>
-        <w:tc>
-          <w:tcPr>
-            <w:tcW w:w="4186" w:type="dxa"/>
-          </w:tcPr>
-          <w:p>
-            <w:r>
-              <w:object w:dxaOrig="1539" w:dyaOrig="997" w14:anchorId="72F86C8B">
-                <v:shape id="_x0000_i1046" type="#_x0000_t75" style="width:77.25pt;height:49.5pt" o:ole="">
-                  <v:imagedata r:id="rId48" o:title=""/>
-                </v:shape>
-                <o:OLEObject Type="Embed" ProgID="Excel.Sheet.12" ShapeID="_x0000_i1046" DrawAspect="Icon" ObjectID="_1845717390" r:id="rId53"/>
-              </w:object>
-            </w:r>
-          </w:p>
-        </w:tc>
-      </w:tr>
-      <w:tr>
-        <w:tc>
-          <w:tcPr>
-            <w:tcW w:w="4269" w:type="dxa"/>
-          </w:tcPr>
-          <w:p>
-            <w:pPr>
-              <w:rPr>
-                <w:sz w:val="22"/>
-                <w:szCs w:val="22"/>
-              </w:rPr>
-            </w:pPr>
-            <w:r>
-              <w:rPr>
-                <w:color w:val="000000"/>
-                <w:sz w:val="22"/>
-                <w:szCs w:val="22"/>
-                <w:lang w:val="en-GB"/>
-              </w:rPr>
-              <w:t>Manage Engine</w:t>
-            </w:r>
-          </w:p>
-        </w:tc>
-        <w:tc>
-          <w:tcPr>
-            <w:tcW w:w="4186" w:type="dxa"/>
-          </w:tcPr>
-          <w:p>
-            <w:r>
-              <w:object w:dxaOrig="1539" w:dyaOrig="997" w14:anchorId="74B7D5DE">
-                <v:shape id="_x0000_i1047" type="#_x0000_t75" style="width:77.25pt;height:49.5pt" o:ole="">
-                  <v:imagedata r:id="rId48" o:title=""/>
-                </v:shape>
-                <o:OLEObject Type="Embed" ProgID="Excel.Sheet.12" ShapeID="_x0000_i1047" DrawAspect="Icon" ObjectID="_1845717391" r:id="rId54"/>
-              </w:object>
-            </w:r>
-          </w:p>
-        </w:tc>
-      </w:tr>
-      <w:tr>
-        <w:tc>
-          <w:tcPr>
-            <w:tcW w:w="4269" w:type="dxa"/>
-          </w:tcPr>
-          <w:p>
-            <w:pPr>
-              <w:rPr>
-                <w:sz w:val="22"/>
-                <w:szCs w:val="22"/>
-              </w:rPr>
-            </w:pPr>
-            <w:r>
-              <w:rPr>
-                <w:color w:val="000000"/>
-                <w:sz w:val="22"/>
-                <w:szCs w:val="22"/>
-                <w:lang w:val="en-GB"/>
-              </w:rPr>
-              <w:t>Government Human Resource (GovHR) Data Platform</w:t>
-            </w:r>
-          </w:p>
-        </w:tc>
-        <w:tc>
-          <w:tcPr>
-            <w:tcW w:w="4186" w:type="dxa"/>
-          </w:tcPr>
-          <w:p>
-            <w:r>
-              <w:object w:dxaOrig="1539" w:dyaOrig="997" w14:anchorId="00880DF7">
-                <v:shape id="_x0000_i1048" type="#_x0000_t75" style="width:77.25pt;height:49.5pt" o:ole="">
-                  <v:imagedata r:id="rId48" o:title=""/>
-                </v:shape>
-                <o:OLEObject Type="Embed" ProgID="Excel.Sheet.12" ShapeID="_x0000_i1048" DrawAspect="Icon" ObjectID="_1845717392" r:id="rId55"/>
-              </w:object>
-            </w:r>
-          </w:p>
-        </w:tc>
-      </w:tr>
-      <w:tr>
-        <w:tc>
-          <w:tcPr>
-            <w:tcW w:w="4269" w:type="dxa"/>
-          </w:tcPr>
-          <w:p>
-            <w:pPr>
-              <w:jc w:val="both"/>
-              <w:rPr>
-                <w:color w:val="000000"/>
-                <w:lang w:val="en-GB"/>
-              </w:rPr>
-            </w:pPr>
-            <w:r>
-              <w:rPr>
-                <w:color w:val="000000"/>
-                <w:lang w:val="en-GB"/>
-              </w:rPr>
-              <w:t>Confidential File Repository</w:t>
-            </w:r>
-          </w:p>
-          <w:p>
-            <w:pPr>
-              <w:rPr>
-                <w:color w:val="000000"/>
-                <w:sz w:val="22"/>
-                <w:szCs w:val="22"/>
-                <w:lang w:val="en-GB"/>
-              </w:rPr>
-            </w:pPr>
-          </w:p>
-        </w:tc>
-        <w:tc>
-          <w:tcPr>
-            <w:tcW w:w="4186" w:type="dxa"/>
-          </w:tcPr>
-          <w:p>
-            <w:r>
-              <w:object w:dxaOrig="1539" w:dyaOrig="997" w14:anchorId="5CD06572">
-                <v:shape id="_x0000_i1049" type="#_x0000_t75" style="width:77.25pt;height:49.5pt" o:ole="">
-                  <v:imagedata r:id="rId56" o:title=""/>
-                </v:shape>
-                <o:OLEObject Type="Embed" ProgID="Excel.Sheet.12" ShapeID="_x0000_i1049" DrawAspect="Icon" ObjectID="_1845717393" r:id="rId57"/>
-              </w:object>
-            </w:r>
-          </w:p>
-        </w:tc>
-      </w:tr>
-    </w:tbl>
     <w:p/>
     <w:p/>
     <w:p/>
@@ -22760,12 +21699,12 @@
           <w:numId w:val="0"/>
         </w:numPr>
       </w:pPr>
-      <w:bookmarkStart w:id="255" w:name="_Toc232111735"/>
+      <w:bookmarkStart w:id="254" w:name="_Toc232111735"/>
       <w:r>
         <w:lastRenderedPageBreak/>
         <w:t>Annex B – Vulnerability Scanning Report</w:t>
       </w:r>
-      <w:bookmarkEnd w:id="255"/>
+      <w:bookmarkEnd w:id="254"/>
     </w:p>
     <w:p>
       <w:pPr>
@@ -22809,12 +21748,12 @@
           <w:numId w:val="0"/>
         </w:numPr>
       </w:pPr>
-      <w:bookmarkStart w:id="256" w:name="_Toc232111736"/>
+      <w:bookmarkStart w:id="255" w:name="_Toc232111736"/>
       <w:r>
         <w:lastRenderedPageBreak/>
         <w:t>Annex C –  Penetration Testing Report</w:t>
       </w:r>
-      <w:bookmarkEnd w:id="256"/>
+      <w:bookmarkEnd w:id="255"/>
     </w:p>
     <w:p>
       <w:pPr>
@@ -22844,12 +21783,12 @@
           <w:numId w:val="0"/>
         </w:numPr>
       </w:pPr>
-      <w:bookmarkStart w:id="257" w:name="_Toc232111737"/>
+      <w:bookmarkStart w:id="256" w:name="_Toc232111737"/>
       <w:r>
         <w:lastRenderedPageBreak/>
         <w:t>Annex D – Asset And Identification Valuation List</w:t>
       </w:r>
-      <w:bookmarkEnd w:id="257"/>
+      <w:bookmarkEnd w:id="256"/>
       <w:r>
         <w:t xml:space="preserve"> </w:t>
       </w:r>
@@ -22915,12 +21854,12 @@
           <w:numId w:val="0"/>
         </w:numPr>
       </w:pPr>
-      <w:bookmarkStart w:id="258" w:name="_Toc232111738"/>
+      <w:bookmarkStart w:id="257" w:name="_Toc232111738"/>
       <w:r>
         <w:lastRenderedPageBreak/>
         <w:t>Annex E – Major System Description</w:t>
       </w:r>
-      <w:bookmarkEnd w:id="258"/>
+      <w:bookmarkEnd w:id="257"/>
     </w:p>
     <w:p>
       <w:pPr>
@@ -22958,8 +21897,8 @@
       </w:pPr>
     </w:p>
     <w:sectPr>
-      <w:headerReference w:type="default" r:id="rId58"/>
-      <w:footerReference w:type="default" r:id="rId59"/>
+      <w:headerReference w:type="default" r:id="rId14"/>
+      <w:footerReference w:type="default" r:id="rId15"/>
       <w:pgSz w:w="11909" w:h="16834" w:code="9"/>
       <w:pgMar w:top="1440" w:right="1349" w:bottom="1440" w:left="1797" w:header="709" w:footer="709" w:gutter="0"/>
       <w:cols w:space="708"/>
@@ -22970,7 +21909,7 @@
 </file>
 
 <file path=word/endnotes.xml><?xml version="1.0" encoding="utf-8"?>
-<w:endnotes xmlns:wpc="http://schemas.microsoft.com/office/word/2010/wordprocessingCanvas" xmlns:cx="http://schemas.microsoft.com/office/drawing/2014/chartex" xmlns:cx1="http://schemas.microsoft.com/office/drawing/2015/9/8/chartex" xmlns:cx2="http://schemas.microsoft.com/office/drawing/2015/10/21/chartex" xmlns:cx3="http://schemas.microsoft.com/office/drawing/2016/5/9/chartex" xmlns:cx4="http://schemas.microsoft.com/office/drawing/2016/5/10/chartex" xmlns:cx5="http://schemas.microsoft.com/office/drawing/2016/5/11/chartex" xmlns:cx6="http://schemas.microsoft.com/office/drawing/2016/5/12/chartex" xmlns:cx7="http://schemas.microsoft.com/office/drawing/2016/5/13/chartex" xmlns:cx8="http://schemas.microsoft.com/office/drawing/2016/5/14/chartex" xmlns:mc="http://schemas.openxmlformats.org/markup-compatibility/2006" xmlns:aink="http://schemas.microsoft.com/office/drawing/2016/ink" xmlns:am3d="http://schemas.microsoft.com/office/drawing/2017/model3d" xmlns:o="urn:schemas-microsoft-com:office:office" xmlns:oel="http://schemas.microsoft.com/office/2019/extlst" xmlns:r="http://schemas.openxmlformats.org/officeDocument/2006/relationships" xmlns:m="http://schemas.openxmlformats.org/officeDocument/2006/math" xmlns:v="urn:schemas-microsoft-com:vml" xmlns:wp14="http://schemas.microsoft.com/office/word/2010/wordprocessingDrawing" xmlns:wp="http://schemas.openxmlformats.org/drawingml/2006/wordprocessingDrawing" xmlns:w10="urn:schemas-microsoft-com:office:word" xmlns:w="http://schemas.openxmlformats.org/wordprocessingml/2006/main" xmlns:w14="http://schemas.microsoft.com/office/word/2010/wordml" xmlns:w15="http://schemas.microsoft.com/office/word/2012/wordml" xmlns:w16cex="http://schemas.microsoft.com/office/word/2018/wordml/cex" xmlns:w16cid="http://schemas.microsoft.com/office/word/2016/wordml/cid" xmlns:w16="http://schemas.microsoft.com/office/word/2018/wordml" xmlns:w16du="http://schemas.microsoft.com/office/word/2023/wordml/word16du" xmlns:w16sdtdh="http://schemas.microsoft.com/office/word/2020/wordml/sdtdatahash" xmlns:w16sdtfl="http://schemas.microsoft.com/office/word/2024/wordml/sdtformatlock" xmlns:w16se="http://schemas.microsoft.com/office/word/2015/wordml/symex" xmlns:wpg="http://schemas.microsoft.com/office/word/2010/wordprocessingGroup" xmlns:wpi="http://schemas.microsoft.com/office/word/2010/wordprocessingInk" xmlns:wne="http://schemas.microsoft.com/office/word/2006/wordml" xmlns:wps="http://schemas.microsoft.com/office/word/2010/wordprocessingShape" mc:Ignorable="w14 w15 w16se w16cid w16 w16cex w16sdtdh w16sdtfl w16du wp14">
+<w:endnotes xmlns:wpc="http://schemas.microsoft.com/office/word/2010/wordprocessingCanvas" xmlns:cx="http://schemas.microsoft.com/office/drawing/2014/chartex" xmlns:cx1="http://schemas.microsoft.com/office/drawing/2015/9/8/chartex" xmlns:cx2="http://schemas.microsoft.com/office/drawing/2015/10/21/chartex" xmlns:cx3="http://schemas.microsoft.com/office/drawing/2016/5/9/chartex" xmlns:cx4="http://schemas.microsoft.com/office/drawing/2016/5/10/chartex" xmlns:cx5="http://schemas.microsoft.com/office/drawing/2016/5/11/chartex" xmlns:cx6="http://schemas.microsoft.com/office/drawing/2016/5/12/chartex" xmlns:cx7="http://schemas.microsoft.com/office/drawing/2016/5/13/chartex" xmlns:cx8="http://schemas.microsoft.com/office/drawing/2016/5/14/chartex" xmlns:mc="http://schemas.openxmlformats.org/markup-compatibility/2006" xmlns:aink="http://schemas.microsoft.com/office/drawing/2016/ink" xmlns:am3d="http://schemas.microsoft.com/office/drawing/2017/model3d" xmlns:o="urn:schemas-microsoft-com:office:office" xmlns:oel="http://schemas.microsoft.com/office/2019/extlst" xmlns:r="http://schemas.openxmlformats.org/officeDocument/2006/relationships" xmlns:m="http://schemas.openxmlformats.org/officeDocument/2006/math" xmlns:v="urn:schemas-microsoft-com:vml" xmlns:wp14="http://schemas.microsoft.com/office/word/2010/wordprocessingDrawing" xmlns:wp="http://schemas.openxmlformats.org/drawingml/2006/wordprocessingDrawing" xmlns:w10="urn:schemas-microsoft-com:office:word" xmlns:w="http://schemas.openxmlformats.org/wordprocessingml/2006/main" xmlns:w14="http://schemas.microsoft.com/office/word/2010/wordml" xmlns:w15="http://schemas.microsoft.com/office/word/2012/wordml" xmlns:w16cei="http://schemas.microsoft.com/office/word/2026/wordml/cei" xmlns:w16cex="http://schemas.microsoft.com/office/word/2018/wordml/cex" xmlns:w16cid="http://schemas.microsoft.com/office/word/2016/wordml/cid" xmlns:w16="http://schemas.microsoft.com/office/word/2018/wordml" xmlns:w16du="http://schemas.microsoft.com/office/word/2023/wordml/word16du" xmlns:w16sdtdh="http://schemas.microsoft.com/office/word/2020/wordml/sdtdatahash" xmlns:w16sdtfl="http://schemas.microsoft.com/office/word/2024/wordml/sdtformatlock" xmlns:w16se="http://schemas.microsoft.com/office/word/2015/wordml/symex" xmlns:wpg="http://schemas.microsoft.com/office/word/2010/wordprocessingGroup" xmlns:wpi="http://schemas.microsoft.com/office/word/2010/wordprocessingInk" xmlns:wne="http://schemas.microsoft.com/office/word/2006/wordml" xmlns:wps="http://schemas.microsoft.com/office/word/2010/wordprocessingShape" mc:Ignorable="w14 w15 w16se w16cid w16 w16cex w16sdtdh w16sdtfl w16du wp14">
   <w:endnote w:type="separator" w:id="-1">
     <w:p>
       <w:r>
@@ -22989,7 +21928,7 @@
 </file>
 
 <file path=word/footer1.xml><?xml version="1.0" encoding="utf-8"?>
-<w:ftr xmlns:wpc="http://schemas.microsoft.com/office/word/2010/wordprocessingCanvas" xmlns:cx="http://schemas.microsoft.com/office/drawing/2014/chartex" xmlns:cx1="http://schemas.microsoft.com/office/drawing/2015/9/8/chartex" xmlns:cx2="http://schemas.microsoft.com/office/drawing/2015/10/21/chartex" xmlns:cx3="http://schemas.microsoft.com/office/drawing/2016/5/9/chartex" xmlns:cx4="http://schemas.microsoft.com/office/drawing/2016/5/10/chartex" xmlns:cx5="http://schemas.microsoft.com/office/drawing/2016/5/11/chartex" xmlns:cx6="http://schemas.microsoft.com/office/drawing/2016/5/12/chartex" xmlns:cx7="http://schemas.microsoft.com/office/drawing/2016/5/13/chartex" xmlns:cx8="http://schemas.microsoft.com/office/drawing/2016/5/14/chartex" xmlns:mc="http://schemas.openxmlformats.org/markup-compatibility/2006" xmlns:aink="http://schemas.microsoft.com/office/drawing/2016/ink" xmlns:am3d="http://schemas.microsoft.com/office/drawing/2017/model3d" xmlns:o="urn:schemas-microsoft-com:office:office" xmlns:oel="http://schemas.microsoft.com/office/2019/extlst" xmlns:r="http://schemas.openxmlformats.org/officeDocument/2006/relationships" xmlns:m="http://schemas.openxmlformats.org/officeDocument/2006/math" xmlns:v="urn:schemas-microsoft-com:vml" xmlns:wp14="http://schemas.microsoft.com/office/word/2010/wordprocessingDrawing" xmlns:wp="http://schemas.openxmlformats.org/drawingml/2006/wordprocessingDrawing" xmlns:w10="urn:schemas-microsoft-com:office:word" xmlns:w="http://schemas.openxmlformats.org/wordprocessingml/2006/main" xmlns:w14="http://schemas.microsoft.com/office/word/2010/wordml" xmlns:w15="http://schemas.microsoft.com/office/word/2012/wordml" xmlns:w16cex="http://schemas.microsoft.com/office/word/2018/wordml/cex" xmlns:w16cid="http://schemas.microsoft.com/office/word/2016/wordml/cid" xmlns:w16="http://schemas.microsoft.com/office/word/2018/wordml" xmlns:w16du="http://schemas.microsoft.com/office/word/2023/wordml/word16du" xmlns:w16sdtdh="http://schemas.microsoft.com/office/word/2020/wordml/sdtdatahash" xmlns:w16sdtfl="http://schemas.microsoft.com/office/word/2024/wordml/sdtformatlock" xmlns:w16se="http://schemas.microsoft.com/office/word/2015/wordml/symex" xmlns:wpg="http://schemas.microsoft.com/office/word/2010/wordprocessingGroup" xmlns:wpi="http://schemas.microsoft.com/office/word/2010/wordprocessingInk" xmlns:wne="http://schemas.microsoft.com/office/word/2006/wordml" xmlns:wps="http://schemas.microsoft.com/office/word/2010/wordprocessingShape" mc:Ignorable="w14 w15 w16se w16cid w16 w16cex w16sdtdh w16sdtfl w16du wp14">
+<w:ftr xmlns:wpc="http://schemas.microsoft.com/office/word/2010/wordprocessingCanvas" xmlns:cx="http://schemas.microsoft.com/office/drawing/2014/chartex" xmlns:cx1="http://schemas.microsoft.com/office/drawing/2015/9/8/chartex" xmlns:cx2="http://schemas.microsoft.com/office/drawing/2015/10/21/chartex" xmlns:cx3="http://schemas.microsoft.com/office/drawing/2016/5/9/chartex" xmlns:cx4="http://schemas.microsoft.com/office/drawing/2016/5/10/chartex" xmlns:cx5="http://schemas.microsoft.com/office/drawing/2016/5/11/chartex" xmlns:cx6="http://schemas.microsoft.com/office/drawing/2016/5/12/chartex" xmlns:cx7="http://schemas.microsoft.com/office/drawing/2016/5/13/chartex" xmlns:cx8="http://schemas.microsoft.com/office/drawing/2016/5/14/chartex" xmlns:mc="http://schemas.openxmlformats.org/markup-compatibility/2006" xmlns:aink="http://schemas.microsoft.com/office/drawing/2016/ink" xmlns:am3d="http://schemas.microsoft.com/office/drawing/2017/model3d" xmlns:o="urn:schemas-microsoft-com:office:office" xmlns:oel="http://schemas.microsoft.com/office/2019/extlst" xmlns:r="http://schemas.openxmlformats.org/officeDocument/2006/relationships" xmlns:m="http://schemas.openxmlformats.org/officeDocument/2006/math" xmlns:v="urn:schemas-microsoft-com:vml" xmlns:wp14="http://schemas.microsoft.com/office/word/2010/wordprocessingDrawing" xmlns:wp="http://schemas.openxmlformats.org/drawingml/2006/wordprocessingDrawing" xmlns:w10="urn:schemas-microsoft-com:office:word" xmlns:w="http://schemas.openxmlformats.org/wordprocessingml/2006/main" xmlns:w14="http://schemas.microsoft.com/office/word/2010/wordml" xmlns:w15="http://schemas.microsoft.com/office/word/2012/wordml" xmlns:w16cei="http://schemas.microsoft.com/office/word/2026/wordml/cei" xmlns:w16cex="http://schemas.microsoft.com/office/word/2018/wordml/cex" xmlns:w16cid="http://schemas.microsoft.com/office/word/2016/wordml/cid" xmlns:w16="http://schemas.microsoft.com/office/word/2018/wordml" xmlns:w16du="http://schemas.microsoft.com/office/word/2023/wordml/word16du" xmlns:w16sdtdh="http://schemas.microsoft.com/office/word/2020/wordml/sdtdatahash" xmlns:w16sdtfl="http://schemas.microsoft.com/office/word/2024/wordml/sdtformatlock" xmlns:w16se="http://schemas.microsoft.com/office/word/2015/wordml/symex" xmlns:wpg="http://schemas.microsoft.com/office/word/2010/wordprocessingGroup" xmlns:wpi="http://schemas.microsoft.com/office/word/2010/wordprocessingInk" xmlns:wne="http://schemas.microsoft.com/office/word/2006/wordml" xmlns:wps="http://schemas.microsoft.com/office/word/2010/wordprocessingShape" mc:Ignorable="w14 w15 w16se w16cid w16 w16cex w16sdtdh w16sdtfl w16du wp14">
   <w:p>
     <w:pPr>
       <w:pStyle w:val="Footer"/>
@@ -23062,7 +22001,7 @@
 </file>
 
 <file path=word/footer2.xml><?xml version="1.0" encoding="utf-8"?>
-<w:ftr xmlns:wpc="http://schemas.microsoft.com/office/word/2010/wordprocessingCanvas" xmlns:cx="http://schemas.microsoft.com/office/drawing/2014/chartex" xmlns:cx1="http://schemas.microsoft.com/office/drawing/2015/9/8/chartex" xmlns:cx2="http://schemas.microsoft.com/office/drawing/2015/10/21/chartex" xmlns:cx3="http://schemas.microsoft.com/office/drawing/2016/5/9/chartex" xmlns:cx4="http://schemas.microsoft.com/office/drawing/2016/5/10/chartex" xmlns:cx5="http://schemas.microsoft.com/office/drawing/2016/5/11/chartex" xmlns:cx6="http://schemas.microsoft.com/office/drawing/2016/5/12/chartex" xmlns:cx7="http://schemas.microsoft.com/office/drawing/2016/5/13/chartex" xmlns:cx8="http://schemas.microsoft.com/office/drawing/2016/5/14/chartex" xmlns:mc="http://schemas.openxmlformats.org/markup-compatibility/2006" xmlns:aink="http://schemas.microsoft.com/office/drawing/2016/ink" xmlns:am3d="http://schemas.microsoft.com/office/drawing/2017/model3d" xmlns:o="urn:schemas-microsoft-com:office:office" xmlns:oel="http://schemas.microsoft.com/office/2019/extlst" xmlns:r="http://schemas.openxmlformats.org/officeDocument/2006/relationships" xmlns:m="http://schemas.openxmlformats.org/officeDocument/2006/math" xmlns:v="urn:schemas-microsoft-com:vml" xmlns:wp14="http://schemas.microsoft.com/office/word/2010/wordprocessingDrawing" xmlns:wp="http://schemas.openxmlformats.org/drawingml/2006/wordprocessingDrawing" xmlns:w10="urn:schemas-microsoft-com:office:word" xmlns:w="http://schemas.openxmlformats.org/wordprocessingml/2006/main" xmlns:w14="http://schemas.microsoft.com/office/word/2010/wordml" xmlns:w15="http://schemas.microsoft.com/office/word/2012/wordml" xmlns:w16cex="http://schemas.microsoft.com/office/word/2018/wordml/cex" xmlns:w16cid="http://schemas.microsoft.com/office/word/2016/wordml/cid" xmlns:w16="http://schemas.microsoft.com/office/word/2018/wordml" xmlns:w16du="http://schemas.microsoft.com/office/word/2023/wordml/word16du" xmlns:w16sdtdh="http://schemas.microsoft.com/office/word/2020/wordml/sdtdatahash" xmlns:w16sdtfl="http://schemas.microsoft.com/office/word/2024/wordml/sdtformatlock" xmlns:w16se="http://schemas.microsoft.com/office/word/2015/wordml/symex" xmlns:wpg="http://schemas.microsoft.com/office/word/2010/wordprocessingGroup" xmlns:wpi="http://schemas.microsoft.com/office/word/2010/wordprocessingInk" xmlns:wne="http://schemas.microsoft.com/office/word/2006/wordml" xmlns:wps="http://schemas.microsoft.com/office/word/2010/wordprocessingShape" mc:Ignorable="w14 w15 w16se w16cid w16 w16cex w16sdtdh w16sdtfl w16du wp14">
+<w:ftr xmlns:wpc="http://schemas.microsoft.com/office/word/2010/wordprocessingCanvas" xmlns:cx="http://schemas.microsoft.com/office/drawing/2014/chartex" xmlns:cx1="http://schemas.microsoft.com/office/drawing/2015/9/8/chartex" xmlns:cx2="http://schemas.microsoft.com/office/drawing/2015/10/21/chartex" xmlns:cx3="http://schemas.microsoft.com/office/drawing/2016/5/9/chartex" xmlns:cx4="http://schemas.microsoft.com/office/drawing/2016/5/10/chartex" xmlns:cx5="http://schemas.microsoft.com/office/drawing/2016/5/11/chartex" xmlns:cx6="http://schemas.microsoft.com/office/drawing/2016/5/12/chartex" xmlns:cx7="http://schemas.microsoft.com/office/drawing/2016/5/13/chartex" xmlns:cx8="http://schemas.microsoft.com/office/drawing/2016/5/14/chartex" xmlns:mc="http://schemas.openxmlformats.org/markup-compatibility/2006" xmlns:aink="http://schemas.microsoft.com/office/drawing/2016/ink" xmlns:am3d="http://schemas.microsoft.com/office/drawing/2017/model3d" xmlns:o="urn:schemas-microsoft-com:office:office" xmlns:oel="http://schemas.microsoft.com/office/2019/extlst" xmlns:r="http://schemas.openxmlformats.org/officeDocument/2006/relationships" xmlns:m="http://schemas.openxmlformats.org/officeDocument/2006/math" xmlns:v="urn:schemas-microsoft-com:vml" xmlns:wp14="http://schemas.microsoft.com/office/word/2010/wordprocessingDrawing" xmlns:wp="http://schemas.openxmlformats.org/drawingml/2006/wordprocessingDrawing" xmlns:w10="urn:schemas-microsoft-com:office:word" xmlns:w="http://schemas.openxmlformats.org/wordprocessingml/2006/main" xmlns:w14="http://schemas.microsoft.com/office/word/2010/wordml" xmlns:w15="http://schemas.microsoft.com/office/word/2012/wordml" xmlns:w16cei="http://schemas.microsoft.com/office/word/2026/wordml/cei" xmlns:w16cex="http://schemas.microsoft.com/office/word/2018/wordml/cex" xmlns:w16cid="http://schemas.microsoft.com/office/word/2016/wordml/cid" xmlns:w16="http://schemas.microsoft.com/office/word/2018/wordml" xmlns:w16du="http://schemas.microsoft.com/office/word/2023/wordml/word16du" xmlns:w16sdtdh="http://schemas.microsoft.com/office/word/2020/wordml/sdtdatahash" xmlns:w16sdtfl="http://schemas.microsoft.com/office/word/2024/wordml/sdtformatlock" xmlns:w16se="http://schemas.microsoft.com/office/word/2015/wordml/symex" xmlns:wpg="http://schemas.microsoft.com/office/word/2010/wordprocessingGroup" xmlns:wpi="http://schemas.microsoft.com/office/word/2010/wordprocessingInk" xmlns:wne="http://schemas.microsoft.com/office/word/2006/wordml" xmlns:wps="http://schemas.microsoft.com/office/word/2010/wordprocessingShape" mc:Ignorable="w14 w15 w16se w16cid w16 w16cex w16sdtdh w16sdtfl w16du wp14">
   <w:p>
     <w:pPr>
       <w:pStyle w:val="Footer"/>
@@ -23108,7 +22047,7 @@
 </file>
 
 <file path=word/footer3.xml><?xml version="1.0" encoding="utf-8"?>
-<w:ftr xmlns:wpc="http://schemas.microsoft.com/office/word/2010/wordprocessingCanvas" xmlns:cx="http://schemas.microsoft.com/office/drawing/2014/chartex" xmlns:cx1="http://schemas.microsoft.com/office/drawing/2015/9/8/chartex" xmlns:cx2="http://schemas.microsoft.com/office/drawing/2015/10/21/chartex" xmlns:cx3="http://schemas.microsoft.com/office/drawing/2016/5/9/chartex" xmlns:cx4="http://schemas.microsoft.com/office/drawing/2016/5/10/chartex" xmlns:cx5="http://schemas.microsoft.com/office/drawing/2016/5/11/chartex" xmlns:cx6="http://schemas.microsoft.com/office/drawing/2016/5/12/chartex" xmlns:cx7="http://schemas.microsoft.com/office/drawing/2016/5/13/chartex" xmlns:cx8="http://schemas.microsoft.com/office/drawing/2016/5/14/chartex" xmlns:mc="http://schemas.openxmlformats.org/markup-compatibility/2006" xmlns:aink="http://schemas.microsoft.com/office/drawing/2016/ink" xmlns:am3d="http://schemas.microsoft.com/office/drawing/2017/model3d" xmlns:o="urn:schemas-microsoft-com:office:office" xmlns:oel="http://schemas.microsoft.com/office/2019/extlst" xmlns:r="http://schemas.openxmlformats.org/officeDocument/2006/relationships" xmlns:m="http://schemas.openxmlformats.org/officeDocument/2006/math" xmlns:v="urn:schemas-microsoft-com:vml" xmlns:wp14="http://schemas.microsoft.com/office/word/2010/wordprocessingDrawing" xmlns:wp="http://schemas.openxmlformats.org/drawingml/2006/wordprocessingDrawing" xmlns:w10="urn:schemas-microsoft-com:office:word" xmlns:w="http://schemas.openxmlformats.org/wordprocessingml/2006/main" xmlns:w14="http://schemas.microsoft.com/office/word/2010/wordml" xmlns:w15="http://schemas.microsoft.com/office/word/2012/wordml" xmlns:w16cex="http://schemas.microsoft.com/office/word/2018/wordml/cex" xmlns:w16cid="http://schemas.microsoft.com/office/word/2016/wordml/cid" xmlns:w16="http://schemas.microsoft.com/office/word/2018/wordml" xmlns:w16du="http://schemas.microsoft.com/office/word/2023/wordml/word16du" xmlns:w16sdtdh="http://schemas.microsoft.com/office/word/2020/wordml/sdtdatahash" xmlns:w16sdtfl="http://schemas.microsoft.com/office/word/2024/wordml/sdtformatlock" xmlns:w16se="http://schemas.microsoft.com/office/word/2015/wordml/symex" xmlns:wpg="http://schemas.microsoft.com/office/word/2010/wordprocessingGroup" xmlns:wpi="http://schemas.microsoft.com/office/word/2010/wordprocessingInk" xmlns:wne="http://schemas.microsoft.com/office/word/2006/wordml" xmlns:wps="http://schemas.microsoft.com/office/word/2010/wordprocessingShape" mc:Ignorable="w14 w15 w16se w16cid w16 w16cex w16sdtdh w16sdtfl w16du wp14">
+<w:ftr xmlns:wpc="http://schemas.microsoft.com/office/word/2010/wordprocessingCanvas" xmlns:cx="http://schemas.microsoft.com/office/drawing/2014/chartex" xmlns:cx1="http://schemas.microsoft.com/office/drawing/2015/9/8/chartex" xmlns:cx2="http://schemas.microsoft.com/office/drawing/2015/10/21/chartex" xmlns:cx3="http://schemas.microsoft.com/office/drawing/2016/5/9/chartex" xmlns:cx4="http://schemas.microsoft.com/office/drawing/2016/5/10/chartex" xmlns:cx5="http://schemas.microsoft.com/office/drawing/2016/5/11/chartex" xmlns:cx6="http://schemas.microsoft.com/office/drawing/2016/5/12/chartex" xmlns:cx7="http://schemas.microsoft.com/office/drawing/2016/5/13/chartex" xmlns:cx8="http://schemas.microsoft.com/office/drawing/2016/5/14/chartex" xmlns:mc="http://schemas.openxmlformats.org/markup-compatibility/2006" xmlns:aink="http://schemas.microsoft.com/office/drawing/2016/ink" xmlns:am3d="http://schemas.microsoft.com/office/drawing/2017/model3d" xmlns:o="urn:schemas-microsoft-com:office:office" xmlns:oel="http://schemas.microsoft.com/office/2019/extlst" xmlns:r="http://schemas.openxmlformats.org/officeDocument/2006/relationships" xmlns:m="http://schemas.openxmlformats.org/officeDocument/2006/math" xmlns:v="urn:schemas-microsoft-com:vml" xmlns:wp14="http://schemas.microsoft.com/office/word/2010/wordprocessingDrawing" xmlns:wp="http://schemas.openxmlformats.org/drawingml/2006/wordprocessingDrawing" xmlns:w10="urn:schemas-microsoft-com:office:word" xmlns:w="http://schemas.openxmlformats.org/wordprocessingml/2006/main" xmlns:w14="http://schemas.microsoft.com/office/word/2010/wordml" xmlns:w15="http://schemas.microsoft.com/office/word/2012/wordml" xmlns:w16cei="http://schemas.microsoft.com/office/word/2026/wordml/cei" xmlns:w16cex="http://schemas.microsoft.com/office/word/2018/wordml/cex" xmlns:w16cid="http://schemas.microsoft.com/office/word/2016/wordml/cid" xmlns:w16="http://schemas.microsoft.com/office/word/2018/wordml" xmlns:w16du="http://schemas.microsoft.com/office/word/2023/wordml/word16du" xmlns:w16sdtdh="http://schemas.microsoft.com/office/word/2020/wordml/sdtdatahash" xmlns:w16sdtfl="http://schemas.microsoft.com/office/word/2024/wordml/sdtformatlock" xmlns:w16se="http://schemas.microsoft.com/office/word/2015/wordml/symex" xmlns:wpg="http://schemas.microsoft.com/office/word/2010/wordprocessingGroup" xmlns:wpi="http://schemas.microsoft.com/office/word/2010/wordprocessingInk" xmlns:wne="http://schemas.microsoft.com/office/word/2006/wordml" xmlns:wps="http://schemas.microsoft.com/office/word/2010/wordprocessingShape" mc:Ignorable="w14 w15 w16se w16cid w16 w16cex w16sdtdh w16sdtfl w16du wp14">
   <w:p>
     <w:pPr>
       <w:pStyle w:val="Footer"/>
@@ -23181,7 +22120,7 @@
 </file>
 
 <file path=word/footer4.xml><?xml version="1.0" encoding="utf-8"?>
-<w:ftr xmlns:wpc="http://schemas.microsoft.com/office/word/2010/wordprocessingCanvas" xmlns:cx="http://schemas.microsoft.com/office/drawing/2014/chartex" xmlns:cx1="http://schemas.microsoft.com/office/drawing/2015/9/8/chartex" xmlns:cx2="http://schemas.microsoft.com/office/drawing/2015/10/21/chartex" xmlns:cx3="http://schemas.microsoft.com/office/drawing/2016/5/9/chartex" xmlns:cx4="http://schemas.microsoft.com/office/drawing/2016/5/10/chartex" xmlns:cx5="http://schemas.microsoft.com/office/drawing/2016/5/11/chartex" xmlns:cx6="http://schemas.microsoft.com/office/drawing/2016/5/12/chartex" xmlns:cx7="http://schemas.microsoft.com/office/drawing/2016/5/13/chartex" xmlns:cx8="http://schemas.microsoft.com/office/drawing/2016/5/14/chartex" xmlns:mc="http://schemas.openxmlformats.org/markup-compatibility/2006" xmlns:aink="http://schemas.microsoft.com/office/drawing/2016/ink" xmlns:am3d="http://schemas.microsoft.com/office/drawing/2017/model3d" xmlns:o="urn:schemas-microsoft-com:office:office" xmlns:oel="http://schemas.microsoft.com/office/2019/extlst" xmlns:r="http://schemas.openxmlformats.org/officeDocument/2006/relationships" xmlns:m="http://schemas.openxmlformats.org/officeDocument/2006/math" xmlns:v="urn:schemas-microsoft-com:vml" xmlns:wp14="http://schemas.microsoft.com/office/word/2010/wordprocessingDrawing" xmlns:wp="http://schemas.openxmlformats.org/drawingml/2006/wordprocessingDrawing" xmlns:w10="urn:schemas-microsoft-com:office:word" xmlns:w="http://schemas.openxmlformats.org/wordprocessingml/2006/main" xmlns:w14="http://schemas.microsoft.com/office/word/2010/wordml" xmlns:w15="http://schemas.microsoft.com/office/word/2012/wordml" xmlns:w16cex="http://schemas.microsoft.com/office/word/2018/wordml/cex" xmlns:w16cid="http://schemas.microsoft.com/office/word/2016/wordml/cid" xmlns:w16="http://schemas.microsoft.com/office/word/2018/wordml" xmlns:w16du="http://schemas.microsoft.com/office/word/2023/wordml/word16du" xmlns:w16sdtdh="http://schemas.microsoft.com/office/word/2020/wordml/sdtdatahash" xmlns:w16sdtfl="http://schemas.microsoft.com/office/word/2024/wordml/sdtformatlock" xmlns:w16se="http://schemas.microsoft.com/office/word/2015/wordml/symex" xmlns:wpg="http://schemas.microsoft.com/office/word/2010/wordprocessingGroup" xmlns:wpi="http://schemas.microsoft.com/office/word/2010/wordprocessingInk" xmlns:wne="http://schemas.microsoft.com/office/word/2006/wordml" xmlns:wps="http://schemas.microsoft.com/office/word/2010/wordprocessingShape" mc:Ignorable="w14 w15 w16se w16cid w16 w16cex w16sdtdh w16sdtfl w16du wp14">
+<w:ftr xmlns:wpc="http://schemas.microsoft.com/office/word/2010/wordprocessingCanvas" xmlns:cx="http://schemas.microsoft.com/office/drawing/2014/chartex" xmlns:cx1="http://schemas.microsoft.com/office/drawing/2015/9/8/chartex" xmlns:cx2="http://schemas.microsoft.com/office/drawing/2015/10/21/chartex" xmlns:cx3="http://schemas.microsoft.com/office/drawing/2016/5/9/chartex" xmlns:cx4="http://schemas.microsoft.com/office/drawing/2016/5/10/chartex" xmlns:cx5="http://schemas.microsoft.com/office/drawing/2016/5/11/chartex" xmlns:cx6="http://schemas.microsoft.com/office/drawing/2016/5/12/chartex" xmlns:cx7="http://schemas.microsoft.com/office/drawing/2016/5/13/chartex" xmlns:cx8="http://schemas.microsoft.com/office/drawing/2016/5/14/chartex" xmlns:mc="http://schemas.openxmlformats.org/markup-compatibility/2006" xmlns:aink="http://schemas.microsoft.com/office/drawing/2016/ink" xmlns:am3d="http://schemas.microsoft.com/office/drawing/2017/model3d" xmlns:o="urn:schemas-microsoft-com:office:office" xmlns:oel="http://schemas.microsoft.com/office/2019/extlst" xmlns:r="http://schemas.openxmlformats.org/officeDocument/2006/relationships" xmlns:m="http://schemas.openxmlformats.org/officeDocument/2006/math" xmlns:v="urn:schemas-microsoft-com:vml" xmlns:wp14="http://schemas.microsoft.com/office/word/2010/wordprocessingDrawing" xmlns:wp="http://schemas.openxmlformats.org/drawingml/2006/wordprocessingDrawing" xmlns:w10="urn:schemas-microsoft-com:office:word" xmlns:w="http://schemas.openxmlformats.org/wordprocessingml/2006/main" xmlns:w14="http://schemas.microsoft.com/office/word/2010/wordml" xmlns:w15="http://schemas.microsoft.com/office/word/2012/wordml" xmlns:w16cei="http://schemas.microsoft.com/office/word/2026/wordml/cei" xmlns:w16cex="http://schemas.microsoft.com/office/word/2018/wordml/cex" xmlns:w16cid="http://schemas.microsoft.com/office/word/2016/wordml/cid" xmlns:w16="http://schemas.microsoft.com/office/word/2018/wordml" xmlns:w16du="http://schemas.microsoft.com/office/word/2023/wordml/word16du" xmlns:w16sdtdh="http://schemas.microsoft.com/office/word/2020/wordml/sdtdatahash" xmlns:w16sdtfl="http://schemas.microsoft.com/office/word/2024/wordml/sdtformatlock" xmlns:w16se="http://schemas.microsoft.com/office/word/2015/wordml/symex" xmlns:wpg="http://schemas.microsoft.com/office/word/2010/wordprocessingGroup" xmlns:wpi="http://schemas.microsoft.com/office/word/2010/wordprocessingInk" xmlns:wne="http://schemas.microsoft.com/office/word/2006/wordml" xmlns:wps="http://schemas.microsoft.com/office/word/2010/wordprocessingShape" mc:Ignorable="w14 w15 w16se w16cid w16 w16cex w16sdtdh w16sdtfl w16du wp14">
   <w:p>
     <w:pPr>
       <w:pStyle w:val="Footer"/>
@@ -23249,7 +22188,7 @@
 </file>
 
 <file path=word/footnotes.xml><?xml version="1.0" encoding="utf-8"?>
-<w:footnotes xmlns:wpc="http://schemas.microsoft.com/office/word/2010/wordprocessingCanvas" xmlns:cx="http://schemas.microsoft.com/office/drawing/2014/chartex" xmlns:cx1="http://schemas.microsoft.com/office/drawing/2015/9/8/chartex" xmlns:cx2="http://schemas.microsoft.com/office/drawing/2015/10/21/chartex" xmlns:cx3="http://schemas.microsoft.com/office/drawing/2016/5/9/chartex" xmlns:cx4="http://schemas.microsoft.com/office/drawing/2016/5/10/chartex" xmlns:cx5="http://schemas.microsoft.com/office/drawing/2016/5/11/chartex" xmlns:cx6="http://schemas.microsoft.com/office/drawing/2016/5/12/chartex" xmlns:cx7="http://schemas.microsoft.com/office/drawing/2016/5/13/chartex" xmlns:cx8="http://schemas.microsoft.com/office/drawing/2016/5/14/chartex" xmlns:mc="http://schemas.openxmlformats.org/markup-compatibility/2006" xmlns:aink="http://schemas.microsoft.com/office/drawing/2016/ink" xmlns:am3d="http://schemas.microsoft.com/office/drawing/2017/model3d" xmlns:o="urn:schemas-microsoft-com:office:office" xmlns:oel="http://schemas.microsoft.com/office/2019/extlst" xmlns:r="http://schemas.openxmlformats.org/officeDocument/2006/relationships" xmlns:m="http://schemas.openxmlformats.org/officeDocument/2006/math" xmlns:v="urn:schemas-microsoft-com:vml" xmlns:wp14="http://schemas.microsoft.com/office/word/2010/wordprocessingDrawing" xmlns:wp="http://schemas.openxmlformats.org/drawingml/2006/wordprocessingDrawing" xmlns:w10="urn:schemas-microsoft-com:office:word" xmlns:w="http://schemas.openxmlformats.org/wordprocessingml/2006/main" xmlns:w14="http://schemas.microsoft.com/office/word/2010/wordml" xmlns:w15="http://schemas.microsoft.com/office/word/2012/wordml" xmlns:w16cex="http://schemas.microsoft.com/office/word/2018/wordml/cex" xmlns:w16cid="http://schemas.microsoft.com/office/word/2016/wordml/cid" xmlns:w16="http://schemas.microsoft.com/office/word/2018/wordml" xmlns:w16du="http://schemas.microsoft.com/office/word/2023/wordml/word16du" xmlns:w16sdtdh="http://schemas.microsoft.com/office/word/2020/wordml/sdtdatahash" xmlns:w16sdtfl="http://schemas.microsoft.com/office/word/2024/wordml/sdtformatlock" xmlns:w16se="http://schemas.microsoft.com/office/word/2015/wordml/symex" xmlns:wpg="http://schemas.microsoft.com/office/word/2010/wordprocessingGroup" xmlns:wpi="http://schemas.microsoft.com/office/word/2010/wordprocessingInk" xmlns:wne="http://schemas.microsoft.com/office/word/2006/wordml" xmlns:wps="http://schemas.microsoft.com/office/word/2010/wordprocessingShape" mc:Ignorable="w14 w15 w16se w16cid w16 w16cex w16sdtdh w16sdtfl w16du wp14">
+<w:footnotes xmlns:wpc="http://schemas.microsoft.com/office/word/2010/wordprocessingCanvas" xmlns:cx="http://schemas.microsoft.com/office/drawing/2014/chartex" xmlns:cx1="http://schemas.microsoft.com/office/drawing/2015/9/8/chartex" xmlns:cx2="http://schemas.microsoft.com/office/drawing/2015/10/21/chartex" xmlns:cx3="http://schemas.microsoft.com/office/drawing/2016/5/9/chartex" xmlns:cx4="http://schemas.microsoft.com/office/drawing/2016/5/10/chartex" xmlns:cx5="http://schemas.microsoft.com/office/drawing/2016/5/11/chartex" xmlns:cx6="http://schemas.microsoft.com/office/drawing/2016/5/12/chartex" xmlns:cx7="http://schemas.microsoft.com/office/drawing/2016/5/13/chartex" xmlns:cx8="http://schemas.microsoft.com/office/drawing/2016/5/14/chartex" xmlns:mc="http://schemas.openxmlformats.org/markup-compatibility/2006" xmlns:aink="http://schemas.microsoft.com/office/drawing/2016/ink" xmlns:am3d="http://schemas.microsoft.com/office/drawing/2017/model3d" xmlns:o="urn:schemas-microsoft-com:office:office" xmlns:oel="http://schemas.microsoft.com/office/2019/extlst" xmlns:r="http://schemas.openxmlformats.org/officeDocument/2006/relationships" xmlns:m="http://schemas.openxmlformats.org/officeDocument/2006/math" xmlns:v="urn:schemas-microsoft-com:vml" xmlns:wp14="http://schemas.microsoft.com/office/word/2010/wordprocessingDrawing" xmlns:wp="http://schemas.openxmlformats.org/drawingml/2006/wordprocessingDrawing" xmlns:w10="urn:schemas-microsoft-com:office:word" xmlns:w="http://schemas.openxmlformats.org/wordprocessingml/2006/main" xmlns:w14="http://schemas.microsoft.com/office/word/2010/wordml" xmlns:w15="http://schemas.microsoft.com/office/word/2012/wordml" xmlns:w16cei="http://schemas.microsoft.com/office/word/2026/wordml/cei" xmlns:w16cex="http://schemas.microsoft.com/office/word/2018/wordml/cex" xmlns:w16cid="http://schemas.microsoft.com/office/word/2016/wordml/cid" xmlns:w16="http://schemas.microsoft.com/office/word/2018/wordml" xmlns:w16du="http://schemas.microsoft.com/office/word/2023/wordml/word16du" xmlns:w16sdtdh="http://schemas.microsoft.com/office/word/2020/wordml/sdtdatahash" xmlns:w16sdtfl="http://schemas.microsoft.com/office/word/2024/wordml/sdtformatlock" xmlns:w16se="http://schemas.microsoft.com/office/word/2015/wordml/symex" xmlns:wpg="http://schemas.microsoft.com/office/word/2010/wordprocessingGroup" xmlns:wpi="http://schemas.microsoft.com/office/word/2010/wordprocessingInk" xmlns:wne="http://schemas.microsoft.com/office/word/2006/wordml" xmlns:wps="http://schemas.microsoft.com/office/word/2010/wordprocessingShape" mc:Ignorable="w14 w15 w16se w16cid w16 w16cex w16sdtdh w16sdtfl w16du wp14">
   <w:footnote w:type="separator" w:id="-1">
     <w:p>
       <w:r>
@@ -23268,7 +22207,7 @@
 </file>
 
 <file path=word/header1.xml><?xml version="1.0" encoding="utf-8"?>
-<w:hdr xmlns:wpc="http://schemas.microsoft.com/office/word/2010/wordprocessingCanvas" xmlns:cx="http://schemas.microsoft.com/office/drawing/2014/chartex" xmlns:cx1="http://schemas.microsoft.com/office/drawing/2015/9/8/chartex" xmlns:cx2="http://schemas.microsoft.com/office/drawing/2015/10/21/chartex" xmlns:cx3="http://schemas.microsoft.com/office/drawing/2016/5/9/chartex" xmlns:cx4="http://schemas.microsoft.com/office/drawing/2016/5/10/chartex" xmlns:cx5="http://schemas.microsoft.com/office/drawing/2016/5/11/chartex" xmlns:cx6="http://schemas.microsoft.com/office/drawing/2016/5/12/chartex" xmlns:cx7="http://schemas.microsoft.com/office/drawing/2016/5/13/chartex" xmlns:cx8="http://schemas.microsoft.com/office/drawing/2016/5/14/chartex" xmlns:mc="http://schemas.openxmlformats.org/markup-compatibility/2006" xmlns:aink="http://schemas.microsoft.com/office/drawing/2016/ink" xmlns:am3d="http://schemas.microsoft.com/office/drawing/2017/model3d" xmlns:o="urn:schemas-microsoft-com:office:office" xmlns:oel="http://schemas.microsoft.com/office/2019/extlst" xmlns:r="http://schemas.openxmlformats.org/officeDocument/2006/relationships" xmlns:m="http://schemas.openxmlformats.org/officeDocument/2006/math" xmlns:v="urn:schemas-microsoft-com:vml" xmlns:wp14="http://schemas.microsoft.com/office/word/2010/wordprocessingDrawing" xmlns:wp="http://schemas.openxmlformats.org/drawingml/2006/wordprocessingDrawing" xmlns:w10="urn:schemas-microsoft-com:office:word" xmlns:w="http://schemas.openxmlformats.org/wordprocessingml/2006/main" xmlns:w14="http://schemas.microsoft.com/office/word/2010/wordml" xmlns:w15="http://schemas.microsoft.com/office/word/2012/wordml" xmlns:w16cex="http://schemas.microsoft.com/office/word/2018/wordml/cex" xmlns:w16cid="http://schemas.microsoft.com/office/word/2016/wordml/cid" xmlns:w16="http://schemas.microsoft.com/office/word/2018/wordml" xmlns:w16du="http://schemas.microsoft.com/office/word/2023/wordml/word16du" xmlns:w16sdtdh="http://schemas.microsoft.com/office/word/2020/wordml/sdtdatahash" xmlns:w16sdtfl="http://schemas.microsoft.com/office/word/2024/wordml/sdtformatlock" xmlns:w16se="http://schemas.microsoft.com/office/word/2015/wordml/symex" xmlns:wpg="http://schemas.microsoft.com/office/word/2010/wordprocessingGroup" xmlns:wpi="http://schemas.microsoft.com/office/word/2010/wordprocessingInk" xmlns:wne="http://schemas.microsoft.com/office/word/2006/wordml" xmlns:wps="http://schemas.microsoft.com/office/word/2010/wordprocessingShape" mc:Ignorable="w14 w15 w16se w16cid w16 w16cex w16sdtdh w16sdtfl w16du wp14">
+<w:hdr xmlns:wpc="http://schemas.microsoft.com/office/word/2010/wordprocessingCanvas" xmlns:cx="http://schemas.microsoft.com/office/drawing/2014/chartex" xmlns:cx1="http://schemas.microsoft.com/office/drawing/2015/9/8/chartex" xmlns:cx2="http://schemas.microsoft.com/office/drawing/2015/10/21/chartex" xmlns:cx3="http://schemas.microsoft.com/office/drawing/2016/5/9/chartex" xmlns:cx4="http://schemas.microsoft.com/office/drawing/2016/5/10/chartex" xmlns:cx5="http://schemas.microsoft.com/office/drawing/2016/5/11/chartex" xmlns:cx6="http://schemas.microsoft.com/office/drawing/2016/5/12/chartex" xmlns:cx7="http://schemas.microsoft.com/office/drawing/2016/5/13/chartex" xmlns:cx8="http://schemas.microsoft.com/office/drawing/2016/5/14/chartex" xmlns:mc="http://schemas.openxmlformats.org/markup-compatibility/2006" xmlns:aink="http://schemas.microsoft.com/office/drawing/2016/ink" xmlns:am3d="http://schemas.microsoft.com/office/drawing/2017/model3d" xmlns:o="urn:schemas-microsoft-com:office:office" xmlns:oel="http://schemas.microsoft.com/office/2019/extlst" xmlns:r="http://schemas.openxmlformats.org/officeDocument/2006/relationships" xmlns:m="http://schemas.openxmlformats.org/officeDocument/2006/math" xmlns:v="urn:schemas-microsoft-com:vml" xmlns:wp14="http://schemas.microsoft.com/office/word/2010/wordprocessingDrawing" xmlns:wp="http://schemas.openxmlformats.org/drawingml/2006/wordprocessingDrawing" xmlns:w10="urn:schemas-microsoft-com:office:word" xmlns:w="http://schemas.openxmlformats.org/wordprocessingml/2006/main" xmlns:w14="http://schemas.microsoft.com/office/word/2010/wordml" xmlns:w15="http://schemas.microsoft.com/office/word/2012/wordml" xmlns:w16cei="http://schemas.microsoft.com/office/word/2026/wordml/cei" xmlns:w16cex="http://schemas.microsoft.com/office/word/2018/wordml/cex" xmlns:w16cid="http://schemas.microsoft.com/office/word/2016/wordml/cid" xmlns:w16="http://schemas.microsoft.com/office/word/2018/wordml" xmlns:w16du="http://schemas.microsoft.com/office/word/2023/wordml/word16du" xmlns:w16sdtdh="http://schemas.microsoft.com/office/word/2020/wordml/sdtdatahash" xmlns:w16sdtfl="http://schemas.microsoft.com/office/word/2024/wordml/sdtformatlock" xmlns:w16se="http://schemas.microsoft.com/office/word/2015/wordml/symex" xmlns:wpg="http://schemas.microsoft.com/office/word/2010/wordprocessingGroup" xmlns:wpi="http://schemas.microsoft.com/office/word/2010/wordprocessingInk" xmlns:wne="http://schemas.microsoft.com/office/word/2006/wordml" xmlns:wps="http://schemas.microsoft.com/office/word/2010/wordprocessingShape" mc:Ignorable="w14 w15 w16se w16cid w16 w16cex w16sdtdh w16sdtfl w16du wp14">
   <w:p>
     <w:pPr>
       <w:pStyle w:val="Header"/>
@@ -23337,7 +22276,7 @@
 </file>
 
 <file path=word/header2.xml><?xml version="1.0" encoding="utf-8"?>
-<w:hdr xmlns:wpc="http://schemas.microsoft.com/office/word/2010/wordprocessingCanvas" xmlns:cx="http://schemas.microsoft.com/office/drawing/2014/chartex" xmlns:cx1="http://schemas.microsoft.com/office/drawing/2015/9/8/chartex" xmlns:cx2="http://schemas.microsoft.com/office/drawing/2015/10/21/chartex" xmlns:cx3="http://schemas.microsoft.com/office/drawing/2016/5/9/chartex" xmlns:cx4="http://schemas.microsoft.com/office/drawing/2016/5/10/chartex" xmlns:cx5="http://schemas.microsoft.com/office/drawing/2016/5/11/chartex" xmlns:cx6="http://schemas.microsoft.com/office/drawing/2016/5/12/chartex" xmlns:cx7="http://schemas.microsoft.com/office/drawing/2016/5/13/chartex" xmlns:cx8="http://schemas.microsoft.com/office/drawing/2016/5/14/chartex" xmlns:mc="http://schemas.openxmlformats.org/markup-compatibility/2006" xmlns:aink="http://schemas.microsoft.com/office/drawing/2016/ink" xmlns:am3d="http://schemas.microsoft.com/office/drawing/2017/model3d" xmlns:o="urn:schemas-microsoft-com:office:office" xmlns:oel="http://schemas.microsoft.com/office/2019/extlst" xmlns:r="http://schemas.openxmlformats.org/officeDocument/2006/relationships" xmlns:m="http://schemas.openxmlformats.org/officeDocument/2006/math" xmlns:v="urn:schemas-microsoft-com:vml" xmlns:wp14="http://schemas.microsoft.com/office/word/2010/wordprocessingDrawing" xmlns:wp="http://schemas.openxmlformats.org/drawingml/2006/wordprocessingDrawing" xmlns:w10="urn:schemas-microsoft-com:office:word" xmlns:w="http://schemas.openxmlformats.org/wordprocessingml/2006/main" xmlns:w14="http://schemas.microsoft.com/office/word/2010/wordml" xmlns:w15="http://schemas.microsoft.com/office/word/2012/wordml" xmlns:w16cex="http://schemas.microsoft.com/office/word/2018/wordml/cex" xmlns:w16cid="http://schemas.microsoft.com/office/word/2016/wordml/cid" xmlns:w16="http://schemas.microsoft.com/office/word/2018/wordml" xmlns:w16du="http://schemas.microsoft.com/office/word/2023/wordml/word16du" xmlns:w16sdtdh="http://schemas.microsoft.com/office/word/2020/wordml/sdtdatahash" xmlns:w16sdtfl="http://schemas.microsoft.com/office/word/2024/wordml/sdtformatlock" xmlns:w16se="http://schemas.microsoft.com/office/word/2015/wordml/symex" xmlns:wpg="http://schemas.microsoft.com/office/word/2010/wordprocessingGroup" xmlns:wpi="http://schemas.microsoft.com/office/word/2010/wordprocessingInk" xmlns:wne="http://schemas.microsoft.com/office/word/2006/wordml" xmlns:wps="http://schemas.microsoft.com/office/word/2010/wordprocessingShape" mc:Ignorable="w14 w15 w16se w16cid w16 w16cex w16sdtdh w16sdtfl w16du wp14">
+<w:hdr xmlns:wpc="http://schemas.microsoft.com/office/word/2010/wordprocessingCanvas" xmlns:cx="http://schemas.microsoft.com/office/drawing/2014/chartex" xmlns:cx1="http://schemas.microsoft.com/office/drawing/2015/9/8/chartex" xmlns:cx2="http://schemas.microsoft.com/office/drawing/2015/10/21/chartex" xmlns:cx3="http://schemas.microsoft.com/office/drawing/2016/5/9/chartex" xmlns:cx4="http://schemas.microsoft.com/office/drawing/2016/5/10/chartex" xmlns:cx5="http://schemas.microsoft.com/office/drawing/2016/5/11/chartex" xmlns:cx6="http://schemas.microsoft.com/office/drawing/2016/5/12/chartex" xmlns:cx7="http://schemas.microsoft.com/office/drawing/2016/5/13/chartex" xmlns:cx8="http://schemas.microsoft.com/office/drawing/2016/5/14/chartex" xmlns:mc="http://schemas.openxmlformats.org/markup-compatibility/2006" xmlns:aink="http://schemas.microsoft.com/office/drawing/2016/ink" xmlns:am3d="http://schemas.microsoft.com/office/drawing/2017/model3d" xmlns:o="urn:schemas-microsoft-com:office:office" xmlns:oel="http://schemas.microsoft.com/office/2019/extlst" xmlns:r="http://schemas.openxmlformats.org/officeDocument/2006/relationships" xmlns:m="http://schemas.openxmlformats.org/officeDocument/2006/math" xmlns:v="urn:schemas-microsoft-com:vml" xmlns:wp14="http://schemas.microsoft.com/office/word/2010/wordprocessingDrawing" xmlns:wp="http://schemas.openxmlformats.org/drawingml/2006/wordprocessingDrawing" xmlns:w10="urn:schemas-microsoft-com:office:word" xmlns:w="http://schemas.openxmlformats.org/wordprocessingml/2006/main" xmlns:w14="http://schemas.microsoft.com/office/word/2010/wordml" xmlns:w15="http://schemas.microsoft.com/office/word/2012/wordml" xmlns:w16cei="http://schemas.microsoft.com/office/word/2026/wordml/cei" xmlns:w16cex="http://schemas.microsoft.com/office/word/2018/wordml/cex" xmlns:w16cid="http://schemas.microsoft.com/office/word/2016/wordml/cid" xmlns:w16="http://schemas.microsoft.com/office/word/2018/wordml" xmlns:w16du="http://schemas.microsoft.com/office/word/2023/wordml/word16du" xmlns:w16sdtdh="http://schemas.microsoft.com/office/word/2020/wordml/sdtdatahash" xmlns:w16sdtfl="http://schemas.microsoft.com/office/word/2024/wordml/sdtformatlock" xmlns:w16se="http://schemas.microsoft.com/office/word/2015/wordml/symex" xmlns:wpg="http://schemas.microsoft.com/office/word/2010/wordprocessingGroup" xmlns:wpi="http://schemas.microsoft.com/office/word/2010/wordprocessingInk" xmlns:wne="http://schemas.microsoft.com/office/word/2006/wordml" xmlns:wps="http://schemas.microsoft.com/office/word/2010/wordprocessingShape" mc:Ignorable="w14 w15 w16se w16cid w16 w16cex w16sdtdh w16sdtfl w16du wp14">
   <w:p>
     <w:pPr>
       <w:pStyle w:val="Header"/>
@@ -23397,7 +22336,7 @@
 </file>
 
 <file path=word/header3.xml><?xml version="1.0" encoding="utf-8"?>
-<w:hdr xmlns:wpc="http://schemas.microsoft.com/office/word/2010/wordprocessingCanvas" xmlns:cx="http://schemas.microsoft.com/office/drawing/2014/chartex" xmlns:cx1="http://schemas.microsoft.com/office/drawing/2015/9/8/chartex" xmlns:cx2="http://schemas.microsoft.com/office/drawing/2015/10/21/chartex" xmlns:cx3="http://schemas.microsoft.com/office/drawing/2016/5/9/chartex" xmlns:cx4="http://schemas.microsoft.com/office/drawing/2016/5/10/chartex" xmlns:cx5="http://schemas.microsoft.com/office/drawing/2016/5/11/chartex" xmlns:cx6="http://schemas.microsoft.com/office/drawing/2016/5/12/chartex" xmlns:cx7="http://schemas.microsoft.com/office/drawing/2016/5/13/chartex" xmlns:cx8="http://schemas.microsoft.com/office/drawing/2016/5/14/chartex" xmlns:mc="http://schemas.openxmlformats.org/markup-compatibility/2006" xmlns:aink="http://schemas.microsoft.com/office/drawing/2016/ink" xmlns:am3d="http://schemas.microsoft.com/office/drawing/2017/model3d" xmlns:o="urn:schemas-microsoft-com:office:office" xmlns:oel="http://schemas.microsoft.com/office/2019/extlst" xmlns:r="http://schemas.openxmlformats.org/officeDocument/2006/relationships" xmlns:m="http://schemas.openxmlformats.org/officeDocument/2006/math" xmlns:v="urn:schemas-microsoft-com:vml" xmlns:wp14="http://schemas.microsoft.com/office/word/2010/wordprocessingDrawing" xmlns:wp="http://schemas.openxmlformats.org/drawingml/2006/wordprocessingDrawing" xmlns:w10="urn:schemas-microsoft-com:office:word" xmlns:w="http://schemas.openxmlformats.org/wordprocessingml/2006/main" xmlns:w14="http://schemas.microsoft.com/office/word/2010/wordml" xmlns:w15="http://schemas.microsoft.com/office/word/2012/wordml" xmlns:w16cex="http://schemas.microsoft.com/office/word/2018/wordml/cex" xmlns:w16cid="http://schemas.microsoft.com/office/word/2016/wordml/cid" xmlns:w16="http://schemas.microsoft.com/office/word/2018/wordml" xmlns:w16du="http://schemas.microsoft.com/office/word/2023/wordml/word16du" xmlns:w16sdtdh="http://schemas.microsoft.com/office/word/2020/wordml/sdtdatahash" xmlns:w16sdtfl="http://schemas.microsoft.com/office/word/2024/wordml/sdtformatlock" xmlns:w16se="http://schemas.microsoft.com/office/word/2015/wordml/symex" xmlns:wpg="http://schemas.microsoft.com/office/word/2010/wordprocessingGroup" xmlns:wpi="http://schemas.microsoft.com/office/word/2010/wordprocessingInk" xmlns:wne="http://schemas.microsoft.com/office/word/2006/wordml" xmlns:wps="http://schemas.microsoft.com/office/word/2010/wordprocessingShape" mc:Ignorable="w14 w15 w16se w16cid w16 w16cex w16sdtdh w16sdtfl w16du wp14">
+<w:hdr xmlns:wpc="http://schemas.microsoft.com/office/word/2010/wordprocessingCanvas" xmlns:cx="http://schemas.microsoft.com/office/drawing/2014/chartex" xmlns:cx1="http://schemas.microsoft.com/office/drawing/2015/9/8/chartex" xmlns:cx2="http://schemas.microsoft.com/office/drawing/2015/10/21/chartex" xmlns:cx3="http://schemas.microsoft.com/office/drawing/2016/5/9/chartex" xmlns:cx4="http://schemas.microsoft.com/office/drawing/2016/5/10/chartex" xmlns:cx5="http://schemas.microsoft.com/office/drawing/2016/5/11/chartex" xmlns:cx6="http://schemas.microsoft.com/office/drawing/2016/5/12/chartex" xmlns:cx7="http://schemas.microsoft.com/office/drawing/2016/5/13/chartex" xmlns:cx8="http://schemas.microsoft.com/office/drawing/2016/5/14/chartex" xmlns:mc="http://schemas.openxmlformats.org/markup-compatibility/2006" xmlns:aink="http://schemas.microsoft.com/office/drawing/2016/ink" xmlns:am3d="http://schemas.microsoft.com/office/drawing/2017/model3d" xmlns:o="urn:schemas-microsoft-com:office:office" xmlns:oel="http://schemas.microsoft.com/office/2019/extlst" xmlns:r="http://schemas.openxmlformats.org/officeDocument/2006/relationships" xmlns:m="http://schemas.openxmlformats.org/officeDocument/2006/math" xmlns:v="urn:schemas-microsoft-com:vml" xmlns:wp14="http://schemas.microsoft.com/office/word/2010/wordprocessingDrawing" xmlns:wp="http://schemas.openxmlformats.org/drawingml/2006/wordprocessingDrawing" xmlns:w10="urn:schemas-microsoft-com:office:word" xmlns:w="http://schemas.openxmlformats.org/wordprocessingml/2006/main" xmlns:w14="http://schemas.microsoft.com/office/word/2010/wordml" xmlns:w15="http://schemas.microsoft.com/office/word/2012/wordml" xmlns:w16cei="http://schemas.microsoft.com/office/word/2026/wordml/cei" xmlns:w16cex="http://schemas.microsoft.com/office/word/2018/wordml/cex" xmlns:w16cid="http://schemas.microsoft.com/office/word/2016/wordml/cid" xmlns:w16="http://schemas.microsoft.com/office/word/2018/wordml" xmlns:w16du="http://schemas.microsoft.com/office/word/2023/wordml/word16du" xmlns:w16sdtdh="http://schemas.microsoft.com/office/word/2020/wordml/sdtdatahash" xmlns:w16sdtfl="http://schemas.microsoft.com/office/word/2024/wordml/sdtformatlock" xmlns:w16se="http://schemas.microsoft.com/office/word/2015/wordml/symex" xmlns:wpg="http://schemas.microsoft.com/office/word/2010/wordprocessingGroup" xmlns:wpi="http://schemas.microsoft.com/office/word/2010/wordprocessingInk" xmlns:wne="http://schemas.microsoft.com/office/word/2006/wordml" xmlns:wps="http://schemas.microsoft.com/office/word/2010/wordprocessingShape" mc:Ignorable="w14 w15 w16se w16cid w16 w16cex w16sdtdh w16sdtfl w16du wp14">
   <w:p>
     <w:pPr>
       <w:pStyle w:val="Header"/>
@@ -23425,7 +22364,7 @@
 </file>
 
 <file path=word/numbering.xml><?xml version="1.0" encoding="utf-8"?>
-<w:numbering xmlns:wpc="http://schemas.microsoft.com/office/word/2010/wordprocessingCanvas" xmlns:cx="http://schemas.microsoft.com/office/drawing/2014/chartex" xmlns:cx1="http://schemas.microsoft.com/office/drawing/2015/9/8/chartex" xmlns:cx2="http://schemas.microsoft.com/office/drawing/2015/10/21/chartex" xmlns:cx3="http://schemas.microsoft.com/office/drawing/2016/5/9/chartex" xmlns:cx4="http://schemas.microsoft.com/office/drawing/2016/5/10/chartex" xmlns:cx5="http://schemas.microsoft.com/office/drawing/2016/5/11/chartex" xmlns:cx6="http://schemas.microsoft.com/office/drawing/2016/5/12/chartex" xmlns:cx7="http://schemas.microsoft.com/office/drawing/2016/5/13/chartex" xmlns:cx8="http://schemas.microsoft.com/office/drawing/2016/5/14/chartex" xmlns:mc="http://schemas.openxmlformats.org/markup-compatibility/2006" xmlns:aink="http://schemas.microsoft.com/office/drawing/2016/ink" xmlns:am3d="http://schemas.microsoft.com/office/drawing/2017/model3d" xmlns:o="urn:schemas-microsoft-com:office:office" xmlns:oel="http://schemas.microsoft.com/office/2019/extlst" xmlns:r="http://schemas.openxmlformats.org/officeDocument/2006/relationships" xmlns:m="http://schemas.openxmlformats.org/officeDocument/2006/math" xmlns:v="urn:schemas-microsoft-com:vml" xmlns:wp14="http://schemas.microsoft.com/office/word/2010/wordprocessingDrawing" xmlns:wp="http://schemas.openxmlformats.org/drawingml/2006/wordprocessingDrawing" xmlns:w10="urn:schemas-microsoft-com:office:word" xmlns:w="http://schemas.openxmlformats.org/wordprocessingml/2006/main" xmlns:w14="http://schemas.microsoft.com/office/word/2010/wordml" xmlns:w15="http://schemas.microsoft.com/office/word/2012/wordml" xmlns:w16cex="http://schemas.microsoft.com/office/word/2018/wordml/cex" xmlns:w16cid="http://schemas.microsoft.com/office/word/2016/wordml/cid" xmlns:w16="http://schemas.microsoft.com/office/word/2018/wordml" xmlns:w16du="http://schemas.microsoft.com/office/word/2023/wordml/word16du" xmlns:w16sdtdh="http://schemas.microsoft.com/office/word/2020/wordml/sdtdatahash" xmlns:w16sdtfl="http://schemas.microsoft.com/office/word/2024/wordml/sdtformatlock" xmlns:w16se="http://schemas.microsoft.com/office/word/2015/wordml/symex" xmlns:wpg="http://schemas.microsoft.com/office/word/2010/wordprocessingGroup" xmlns:wpi="http://schemas.microsoft.com/office/word/2010/wordprocessingInk" xmlns:wne="http://schemas.microsoft.com/office/word/2006/wordml" xmlns:wps="http://schemas.microsoft.com/office/word/2010/wordprocessingShape" mc:Ignorable="w14 w15 w16se w16cid w16 w16cex w16sdtdh w16sdtfl w16du wp14">
+<w:numbering xmlns:wpc="http://schemas.microsoft.com/office/word/2010/wordprocessingCanvas" xmlns:cx="http://schemas.microsoft.com/office/drawing/2014/chartex" xmlns:cx1="http://schemas.microsoft.com/office/drawing/2015/9/8/chartex" xmlns:cx2="http://schemas.microsoft.com/office/drawing/2015/10/21/chartex" xmlns:cx3="http://schemas.microsoft.com/office/drawing/2016/5/9/chartex" xmlns:cx4="http://schemas.microsoft.com/office/drawing/2016/5/10/chartex" xmlns:cx5="http://schemas.microsoft.com/office/drawing/2016/5/11/chartex" xmlns:cx6="http://schemas.microsoft.com/office/drawing/2016/5/12/chartex" xmlns:cx7="http://schemas.microsoft.com/office/drawing/2016/5/13/chartex" xmlns:cx8="http://schemas.microsoft.com/office/drawing/2016/5/14/chartex" xmlns:mc="http://schemas.openxmlformats.org/markup-compatibility/2006" xmlns:aink="http://schemas.microsoft.com/office/drawing/2016/ink" xmlns:am3d="http://schemas.microsoft.com/office/drawing/2017/model3d" xmlns:o="urn:schemas-microsoft-com:office:office" xmlns:oel="http://schemas.microsoft.com/office/2019/extlst" xmlns:r="http://schemas.openxmlformats.org/officeDocument/2006/relationships" xmlns:m="http://schemas.openxmlformats.org/officeDocument/2006/math" xmlns:v="urn:schemas-microsoft-com:vml" xmlns:wp14="http://schemas.microsoft.com/office/word/2010/wordprocessingDrawing" xmlns:wp="http://schemas.openxmlformats.org/drawingml/2006/wordprocessingDrawing" xmlns:w10="urn:schemas-microsoft-com:office:word" xmlns:w="http://schemas.openxmlformats.org/wordprocessingml/2006/main" xmlns:w14="http://schemas.microsoft.com/office/word/2010/wordml" xmlns:w15="http://schemas.microsoft.com/office/word/2012/wordml" xmlns:w16cei="http://schemas.microsoft.com/office/word/2026/wordml/cei" xmlns:w16cex="http://schemas.microsoft.com/office/word/2018/wordml/cex" xmlns:w16cid="http://schemas.microsoft.com/office/word/2016/wordml/cid" xmlns:w16="http://schemas.microsoft.com/office/word/2018/wordml" xmlns:w16du="http://schemas.microsoft.com/office/word/2023/wordml/word16du" xmlns:w16sdtdh="http://schemas.microsoft.com/office/word/2020/wordml/sdtdatahash" xmlns:w16sdtfl="http://schemas.microsoft.com/office/word/2024/wordml/sdtformatlock" xmlns:w16se="http://schemas.microsoft.com/office/word/2015/wordml/symex" xmlns:wpg="http://schemas.microsoft.com/office/word/2010/wordprocessingGroup" xmlns:wpi="http://schemas.microsoft.com/office/word/2010/wordprocessingInk" xmlns:wne="http://schemas.microsoft.com/office/word/2006/wordml" xmlns:wps="http://schemas.microsoft.com/office/word/2010/wordprocessingShape" mc:Ignorable="w14 w15 w16se w16cid w16 w16cex w16sdtdh w16sdtfl w16du wp14">
   <w:abstractNum w:abstractNumId="0" w15:restartNumberingAfterBreak="0">
     <w:nsid w:val="FFFFFF89"/>
     <w:multiLevelType w:val="singleLevel"/>
